--- a/chapters/top-ten-concepts-handout.docx
+++ b/chapters/top-ten-concepts-handout.docx
@@ -1300,7 +1300,7 @@
       </w:r>
     </w:p>
     <w:bookmarkEnd w:id="9"/>
-    <w:bookmarkStart w:id="10" w:name="Xb17d196f311f77ae71c6a68d34a7a7ec6c02c86"/>
+    <w:bookmarkStart w:id="15" w:name="Xb17d196f311f77ae71c6a68d34a7a7ec6c02c86"/>
     <w:p>
       <w:pPr>
         <w:pStyle w:val="Heading1"/>
@@ -1318,7 +1318,24 @@
         </w:numPr>
       </w:pPr>
       <w:r>
-        <w:t xml:space="preserve">Binary outcomes: Bernoulli models</w:t>
+        <w:t xml:space="preserve">Binary outcomes:</w:t>
+      </w:r>
+      <w:r>
+        <w:t xml:space="preserve"> </w:t>
+      </w:r>
+      <w:hyperlink r:id="rId10">
+        <w:r>
+          <w:rPr>
+            <w:rStyle w:val="Hyperlink"/>
+          </w:rPr>
+          <w:t xml:space="preserve">Bernoulli</w:t>
+        </w:r>
+      </w:hyperlink>
+      <w:r>
+        <w:t xml:space="preserve"> </w:t>
+      </w:r>
+      <w:r>
+        <w:t xml:space="preserve">models</w:t>
       </w:r>
     </w:p>
     <w:p>
@@ -1329,8 +1346,47 @@
           <w:numId w:val="1001"/>
         </w:numPr>
       </w:pPr>
-      <w:r>
-        <w:t xml:space="preserve">Event rate outcomes: Poisson/Negative binomial models</w:t>
+      <w:hyperlink r:id="rId11">
+        <w:r>
+          <w:rPr>
+            <w:rStyle w:val="Hyperlink"/>
+          </w:rPr>
+          <w:t xml:space="preserve">Event rate</w:t>
+        </w:r>
+      </w:hyperlink>
+      <w:r>
+        <w:t xml:space="preserve"> </w:t>
+      </w:r>
+      <w:r>
+        <w:t xml:space="preserve">outcomes:</w:t>
+      </w:r>
+      <w:r>
+        <w:t xml:space="preserve"> </w:t>
+      </w:r>
+      <w:hyperlink r:id="rId12">
+        <w:r>
+          <w:rPr>
+            <w:rStyle w:val="Hyperlink"/>
+          </w:rPr>
+          <w:t xml:space="preserve">Poisson</w:t>
+        </w:r>
+      </w:hyperlink>
+      <w:r>
+        <w:t xml:space="preserve">/</w:t>
+      </w:r>
+      <w:hyperlink r:id="rId13">
+        <w:r>
+          <w:rPr>
+            <w:rStyle w:val="Hyperlink"/>
+          </w:rPr>
+          <w:t xml:space="preserve">Negative binomial</w:t>
+        </w:r>
+      </w:hyperlink>
+      <w:r>
+        <w:t xml:space="preserve"> </w:t>
+      </w:r>
+      <w:r>
+        <w:t xml:space="preserve">models</w:t>
       </w:r>
     </w:p>
     <w:p>
@@ -1354,11 +1410,28 @@
         </w:numPr>
       </w:pPr>
       <w:r>
-        <w:t xml:space="preserve">Catch-all: Gaussian models</w:t>
+        <w:t xml:space="preserve">Catch-all:</w:t>
+      </w:r>
+      <w:r>
+        <w:t xml:space="preserve"> </w:t>
+      </w:r>
+      <w:hyperlink r:id="rId14">
+        <w:r>
+          <w:rPr>
+            <w:rStyle w:val="Hyperlink"/>
+          </w:rPr>
+          <w:t xml:space="preserve">Gaussian</w:t>
+        </w:r>
+      </w:hyperlink>
+      <w:r>
+        <w:t xml:space="preserve"> </w:t>
+      </w:r>
+      <w:r>
+        <w:t xml:space="preserve">models</w:t>
       </w:r>
     </w:p>
-    <w:bookmarkEnd w:id="10"/>
-    <w:bookmarkStart w:id="12" w:name="X8562c8db48d7fa25ea19a62a1dae1398893990c"/>
+    <w:bookmarkEnd w:id="15"/>
+    <w:bookmarkStart w:id="24" w:name="X8562c8db48d7fa25ea19a62a1dae1398893990c"/>
     <w:p>
       <w:pPr>
         <w:pStyle w:val="Heading1"/>
@@ -1376,7 +1449,24 @@
         </w:numPr>
       </w:pPr>
       <w:r>
-        <w:t xml:space="preserve">Bernoulli models: logit link</w:t>
+        <w:t xml:space="preserve">Bernoulli models:</w:t>
+      </w:r>
+      <w:r>
+        <w:t xml:space="preserve"> </w:t>
+      </w:r>
+      <w:hyperlink r:id="rId16">
+        <w:r>
+          <w:rPr>
+            <w:rStyle w:val="Hyperlink"/>
+          </w:rPr>
+          <w:t xml:space="preserve">logit</w:t>
+        </w:r>
+      </w:hyperlink>
+      <w:r>
+        <w:t xml:space="preserve"> </w:t>
+      </w:r>
+      <w:r>
+        <w:t xml:space="preserve">link</w:t>
       </w:r>
     </w:p>
     <w:p>
@@ -1388,8 +1478,19 @@
         </w:numPr>
       </w:pPr>
       <w:r>
-        <w:t xml:space="preserve">Count models: log link + offset</w:t>
-      </w:r>
+        <w:t xml:space="preserve">Count models: log link +</w:t>
+      </w:r>
+      <w:r>
+        <w:t xml:space="preserve"> </w:t>
+      </w:r>
+      <w:hyperlink r:id="rId17">
+        <w:r>
+          <w:rPr>
+            <w:rStyle w:val="Hyperlink"/>
+          </w:rPr>
+          <w:t xml:space="preserve">offset</w:t>
+        </w:r>
+      </w:hyperlink>
     </w:p>
     <w:p>
       <w:pPr>
@@ -1455,8 +1556,19 @@
         <w:t xml:space="preserve"> </w:t>
       </w:r>
       <w:r>
-        <w:t xml:space="preserve">to a linear predictor</w:t>
-      </w:r>
+        <w:t xml:space="preserve">to a</w:t>
+      </w:r>
+      <w:r>
+        <w:t xml:space="preserve"> </w:t>
+      </w:r>
+      <w:hyperlink r:id="rId18">
+        <w:r>
+          <w:rPr>
+            <w:rStyle w:val="Hyperlink"/>
+          </w:rPr>
+          <w:t xml:space="preserve">linear predictor</w:t>
+        </w:r>
+      </w:hyperlink>
       <w:r>
         <w:t xml:space="preserve"> </w:t>
       </w:r>
@@ -1554,13 +1666,24 @@
       <w:tr>
         <w:tc>
           <w:tcPr/>
-          <w:bookmarkStart w:id="11" w:name="fig-model-diagrams"/>
+          <w:bookmarkStart w:id="23" w:name="fig-model-diagrams"/>
           <w:p>
             <w:pPr>
               <w:jc w:val="center"/>
             </w:pPr>
+            <w:hyperlink r:id="rId19">
+              <w:r>
+                <w:rPr>
+                  <w:rStyle w:val="Hyperlink"/>
+                </w:rPr>
+                <w:t xml:space="preserve">Linear</w:t>
+              </w:r>
+            </w:hyperlink>
             <w:r>
-              <w:t xml:space="preserve">Linear (Gaussian):</w:t>
+              <w:t xml:space="preserve"> </w:t>
+            </w:r>
+            <w:r>
+              <w:t xml:space="preserve">(Gaussian):</w:t>
             </w:r>
           </w:p>
           <w:p>
@@ -1802,8 +1925,19 @@
             <w:pPr>
               <w:jc w:val="center"/>
             </w:pPr>
+            <w:hyperlink r:id="rId20">
+              <w:r>
+                <w:rPr>
+                  <w:rStyle w:val="Hyperlink"/>
+                </w:rPr>
+                <w:t xml:space="preserve">Logistic</w:t>
+              </w:r>
+            </w:hyperlink>
             <w:r>
-              <w:t xml:space="preserve">Logistic (Binomial):</w:t>
+              <w:t xml:space="preserve"> </w:t>
+            </w:r>
+            <w:r>
+              <w:t xml:space="preserve">(Binomial):</w:t>
             </w:r>
           </w:p>
           <w:p>
@@ -2233,7 +2367,18 @@
               <w:jc w:val="center"/>
             </w:pPr>
             <w:r>
-              <w:t xml:space="preserve">Count (Poisson):</w:t>
+              <w:t xml:space="preserve">Count (</w:t>
+            </w:r>
+            <w:hyperlink r:id="rId12">
+              <w:r>
+                <w:rPr>
+                  <w:rStyle w:val="Hyperlink"/>
+                </w:rPr>
+                <w:t xml:space="preserve">Poisson</w:t>
+              </w:r>
+            </w:hyperlink>
+            <w:r>
+              <w:t xml:space="preserve">):</w:t>
             </w:r>
           </w:p>
           <w:p>
@@ -2567,7 +2712,18 @@
               <w:jc w:val="center"/>
             </w:pPr>
             <w:r>
-              <w:t xml:space="preserve">Survival (Cox PH):</w:t>
+              <w:t xml:space="preserve">Survival (</w:t>
+            </w:r>
+            <w:hyperlink r:id="rId21">
+              <w:r>
+                <w:rPr>
+                  <w:rStyle w:val="Hyperlink"/>
+                </w:rPr>
+                <w:t xml:space="preserve">Cox PH</w:t>
+              </w:r>
+            </w:hyperlink>
+            <w:r>
+              <w:t xml:space="preserve">):</w:t>
             </w:r>
           </w:p>
           <w:p>
@@ -3494,7 +3650,24 @@
               <w:pStyle w:val="ImageCaption"/>
             </w:pPr>
             <w:r>
-              <w:t xml:space="preserve">Figure 1: Parallel structures of GLMs and survival models.</w:t>
+              <w:t xml:space="preserve">Figure 1: Parallel structures of</w:t>
+            </w:r>
+            <w:r>
+              <w:t xml:space="preserve"> </w:t>
+            </w:r>
+            <w:hyperlink r:id="rId22">
+              <w:r>
+                <w:rPr>
+                  <w:rStyle w:val="Hyperlink"/>
+                </w:rPr>
+                <w:t xml:space="preserve">GLMs</w:t>
+              </w:r>
+            </w:hyperlink>
+            <w:r>
+              <w:t xml:space="preserve"> </w:t>
+            </w:r>
+            <w:r>
+              <w:t xml:space="preserve">and survival models.</w:t>
             </w:r>
             <w:r>
               <w:t xml:space="preserve"> </w:t>
@@ -3665,12 +3838,12 @@
               <w:t xml:space="preserve">denotes the Cox PH baseline log-hazard term.</w:t>
             </w:r>
           </w:p>
-          <w:bookmarkEnd w:id="11"/>
+          <w:bookmarkEnd w:id="23"/>
         </w:tc>
       </w:tr>
     </w:tbl>
-    <w:bookmarkEnd w:id="12"/>
-    <w:bookmarkStart w:id="13" w:name="Xc3099c67c29afffd1262ecea75e085f92e21212"/>
+    <w:bookmarkEnd w:id="24"/>
+    <w:bookmarkStart w:id="29" w:name="Xc3099c67c29afffd1262ecea75e085f92e21212"/>
     <w:p>
       <w:pPr>
         <w:pStyle w:val="Heading1"/>
@@ -3687,9 +3860,14 @@
           <w:numId w:val="1003"/>
         </w:numPr>
       </w:pPr>
-      <w:r>
-        <w:t xml:space="preserve">likelihood</w:t>
-      </w:r>
+      <w:hyperlink r:id="rId25">
+        <w:r>
+          <w:rPr>
+            <w:rStyle w:val="Hyperlink"/>
+          </w:rPr>
+          <w:t xml:space="preserve">likelihood</w:t>
+        </w:r>
+      </w:hyperlink>
     </w:p>
     <w:p>
       <w:pPr>
@@ -3699,9 +3877,14 @@
           <w:numId w:val="1003"/>
         </w:numPr>
       </w:pPr>
-      <w:r>
-        <w:t xml:space="preserve">log-likelihood</w:t>
-      </w:r>
+      <w:hyperlink r:id="rId26">
+        <w:r>
+          <w:rPr>
+            <w:rStyle w:val="Hyperlink"/>
+          </w:rPr>
+          <w:t xml:space="preserve">log-likelihood</w:t>
+        </w:r>
+      </w:hyperlink>
     </w:p>
     <w:p>
       <w:pPr>
@@ -3711,9 +3894,14 @@
           <w:numId w:val="1003"/>
         </w:numPr>
       </w:pPr>
-      <w:r>
-        <w:t xml:space="preserve">score function</w:t>
-      </w:r>
+      <w:hyperlink r:id="rId27">
+        <w:r>
+          <w:rPr>
+            <w:rStyle w:val="Hyperlink"/>
+          </w:rPr>
+          <w:t xml:space="preserve">score function</w:t>
+        </w:r>
+      </w:hyperlink>
     </w:p>
     <w:p>
       <w:pPr>
@@ -3723,12 +3911,17 @@
           <w:numId w:val="1003"/>
         </w:numPr>
       </w:pPr>
-      <w:r>
-        <w:t xml:space="preserve">hessian</w:t>
-      </w:r>
+      <w:hyperlink r:id="rId28">
+        <w:r>
+          <w:rPr>
+            <w:rStyle w:val="Hyperlink"/>
+          </w:rPr>
+          <w:t xml:space="preserve">hessian</w:t>
+        </w:r>
+      </w:hyperlink>
     </w:p>
-    <w:bookmarkEnd w:id="13"/>
-    <w:bookmarkStart w:id="14" w:name="X1c9769e7215bdd02c9d57072e0a186a93c9d0ae"/>
+    <w:bookmarkEnd w:id="29"/>
+    <w:bookmarkStart w:id="35" w:name="X1c9769e7215bdd02c9d57072e0a186a93c9d0ae"/>
     <w:p>
       <w:pPr>
         <w:pStyle w:val="Heading1"/>
@@ -3745,9 +3938,14 @@
           <w:numId w:val="1004"/>
         </w:numPr>
       </w:pPr>
-      <w:r>
-        <w:t xml:space="preserve">observed information matrix</w:t>
-      </w:r>
+      <w:hyperlink r:id="rId30">
+        <w:r>
+          <w:rPr>
+            <w:rStyle w:val="Hyperlink"/>
+          </w:rPr>
+          <w:t xml:space="preserve">observed information matrix</w:t>
+        </w:r>
+      </w:hyperlink>
     </w:p>
     <w:p>
       <w:pPr>
@@ -3757,9 +3955,14 @@
           <w:numId w:val="1004"/>
         </w:numPr>
       </w:pPr>
-      <w:r>
-        <w:t xml:space="preserve">expected information matrix</w:t>
-      </w:r>
+      <w:hyperlink r:id="rId31">
+        <w:r>
+          <w:rPr>
+            <w:rStyle w:val="Hyperlink"/>
+          </w:rPr>
+          <w:t xml:space="preserve">expected information matrix</w:t>
+        </w:r>
+      </w:hyperlink>
     </w:p>
     <w:p>
       <w:pPr>
@@ -3769,9 +3972,14 @@
           <w:numId w:val="1004"/>
         </w:numPr>
       </w:pPr>
-      <w:r>
-        <w:t xml:space="preserve">standard error</w:t>
-      </w:r>
+      <w:hyperlink r:id="rId32">
+        <w:r>
+          <w:rPr>
+            <w:rStyle w:val="Hyperlink"/>
+          </w:rPr>
+          <w:t xml:space="preserve">standard error</w:t>
+        </w:r>
+      </w:hyperlink>
     </w:p>
     <w:p>
       <w:pPr>
@@ -3781,9 +3989,14 @@
           <w:numId w:val="1004"/>
         </w:numPr>
       </w:pPr>
-      <w:r>
-        <w:t xml:space="preserve">confidence intervals</w:t>
-      </w:r>
+      <w:hyperlink r:id="rId33">
+        <w:r>
+          <w:rPr>
+            <w:rStyle w:val="Hyperlink"/>
+          </w:rPr>
+          <w:t xml:space="preserve">confidence intervals</w:t>
+        </w:r>
+      </w:hyperlink>
     </w:p>
     <w:p>
       <w:pPr>
@@ -3793,12 +4006,17 @@
           <w:numId w:val="1004"/>
         </w:numPr>
       </w:pPr>
-      <w:r>
-        <w:t xml:space="preserve">p-values</w:t>
-      </w:r>
+      <w:hyperlink r:id="rId34">
+        <w:r>
+          <w:rPr>
+            <w:rStyle w:val="Hyperlink"/>
+          </w:rPr>
+          <w:t xml:space="preserve">p-values</w:t>
+        </w:r>
+      </w:hyperlink>
     </w:p>
-    <w:bookmarkEnd w:id="14"/>
-    <w:bookmarkStart w:id="15" w:name="X91aeae81472a85e36e15aefa4616fba0df33778"/>
+    <w:bookmarkEnd w:id="35"/>
+    <w:bookmarkStart w:id="38" w:name="X91aeae81472a85e36e15aefa4616fba0df33778"/>
     <w:p>
       <w:pPr>
         <w:pStyle w:val="Heading1"/>
@@ -3812,11 +4030,36 @@
         <w:pStyle w:val="FirstParagraph"/>
       </w:pPr>
       <w:r>
-        <w:t xml:space="preserve">Sometimes we adjust these comparisons for model size (AIC, BIC)</w:t>
+        <w:t xml:space="preserve">Sometimes we adjust these comparisons for model size (</w:t>
+      </w:r>
+      <w:hyperlink r:id="rId36">
+        <w:r>
+          <w:rPr>
+            <w:rStyle w:val="Hyperlink"/>
+          </w:rPr>
+          <w:t xml:space="preserve">AIC</w:t>
+        </w:r>
+      </w:hyperlink>
+      <w:r>
+        <w:t xml:space="preserve">,</w:t>
+      </w:r>
+      <w:r>
+        <w:t xml:space="preserve"> </w:t>
+      </w:r>
+      <w:hyperlink r:id="rId37">
+        <w:r>
+          <w:rPr>
+            <w:rStyle w:val="Hyperlink"/>
+          </w:rPr>
+          <w:t xml:space="preserve">BIC</w:t>
+        </w:r>
+      </w:hyperlink>
+      <w:r>
+        <w:t xml:space="preserve">)</w:t>
       </w:r>
     </w:p>
-    <w:bookmarkEnd w:id="15"/>
-    <w:bookmarkStart w:id="17" w:name="references"/>
+    <w:bookmarkEnd w:id="38"/>
+    <w:bookmarkStart w:id="40" w:name="references"/>
     <w:p>
       <w:pPr>
         <w:pStyle w:val="Heading1"/>
@@ -3825,9 +4068,9 @@
         <w:t xml:space="preserve">References</w:t>
       </w:r>
     </w:p>
-    <w:bookmarkStart w:id="16" w:name="refs"/>
-    <w:bookmarkEnd w:id="16"/>
-    <w:bookmarkEnd w:id="17"/>
+    <w:bookmarkStart w:id="39" w:name="refs"/>
+    <w:bookmarkEnd w:id="39"/>
+    <w:bookmarkEnd w:id="40"/>
     <w:sectPr>
       <w:footnotePr>
         <w:numRestart w:val="eachSect"/>

--- a/chapters/top-ten-concepts-handout.docx
+++ b/chapters/top-ten-concepts-handout.docx
@@ -1582,16 +1582,21 @@
           </m:rPr>
           <m:t>(</m:t>
         </m:r>
-        <m:acc>
-          <m:accPr>
-            <m:chr m:val="̃"/>
-          </m:accPr>
+        <m:limLow>
           <m:e>
             <m:r>
               <m:t>x</m:t>
             </m:r>
           </m:e>
-        </m:acc>
+          <m:lim>
+            <m:r>
+              <m:rPr>
+                <m:sty m:val="p"/>
+              </m:rPr>
+              <m:t>∼</m:t>
+            </m:r>
+          </m:lim>
+        </m:limLow>
         <m:r>
           <m:rPr>
             <m:sty m:val="p"/>
@@ -1604,32 +1609,42 @@
           </m:rPr>
           <m:t>=</m:t>
         </m:r>
-        <m:acc>
-          <m:accPr>
-            <m:chr m:val="̃"/>
-          </m:accPr>
+        <m:limLow>
           <m:e>
             <m:r>
               <m:t>x</m:t>
             </m:r>
           </m:e>
-        </m:acc>
+          <m:lim>
+            <m:r>
+              <m:rPr>
+                <m:sty m:val="p"/>
+              </m:rPr>
+              <m:t>∼</m:t>
+            </m:r>
+          </m:lim>
+        </m:limLow>
         <m:r>
           <m:rPr>
             <m:sty m:val="p"/>
           </m:rPr>
           <m:t>⋅</m:t>
         </m:r>
-        <m:acc>
-          <m:accPr>
-            <m:chr m:val="̃"/>
-          </m:accPr>
+        <m:limLow>
           <m:e>
             <m:r>
               <m:t>β</m:t>
             </m:r>
           </m:e>
-        </m:acc>
+          <m:lim>
+            <m:r>
+              <m:rPr>
+                <m:sty m:val="p"/>
+              </m:rPr>
+              <m:t>∼</m:t>
+            </m:r>
+          </m:lim>
+        </m:limLow>
         <m:r>
           <m:rPr>
             <m:sty m:val="p"/>
@@ -1796,16 +1811,21 @@
                           </m:rPr>
                           <m:t>(</m:t>
                         </m:r>
-                        <m:acc>
-                          <m:accPr>
-                            <m:chr m:val="̃"/>
-                          </m:accPr>
+                        <m:limLow>
                           <m:e>
                             <m:r>
                               <m:t>x</m:t>
                             </m:r>
                           </m:e>
-                        </m:acc>
+                          <m:lim>
+                            <m:r>
+                              <m:rPr>
+                                <m:sty m:val="p"/>
+                              </m:rPr>
+                              <m:t>∼</m:t>
+                            </m:r>
+                          </m:lim>
+                        </m:limLow>
                         <m:r>
                           <m:rPr>
                             <m:sty m:val="p"/>
@@ -1868,32 +1888,42 @@
                   </m:rPr>
                   <m:t>=</m:t>
                 </m:r>
-                <m:acc>
-                  <m:accPr>
-                    <m:chr m:val="̃"/>
-                  </m:accPr>
+                <m:limLow>
                   <m:e>
                     <m:r>
                       <m:t>x</m:t>
                     </m:r>
                   </m:e>
-                </m:acc>
+                  <m:lim>
+                    <m:r>
+                      <m:rPr>
+                        <m:sty m:val="p"/>
+                      </m:rPr>
+                      <m:t>∼</m:t>
+                    </m:r>
+                  </m:lim>
+                </m:limLow>
                 <m:r>
                   <m:rPr>
                     <m:sty m:val="p"/>
                   </m:rPr>
                   <m:t>⋅</m:t>
                 </m:r>
-                <m:acc>
-                  <m:accPr>
-                    <m:chr m:val="̃"/>
-                  </m:accPr>
+                <m:limLow>
                   <m:e>
                     <m:r>
                       <m:t>β</m:t>
                     </m:r>
                   </m:e>
-                </m:acc>
+                  <m:lim>
+                    <m:r>
+                      <m:rPr>
+                        <m:sty m:val="p"/>
+                      </m:rPr>
+                      <m:t>∼</m:t>
+                    </m:r>
+                  </m:lim>
+                </m:limLow>
                 <m:r>
                   <m:rPr>
                     <m:sty m:val="p"/>
@@ -2309,32 +2339,42 @@
                   </m:rPr>
                   <m:t>=</m:t>
                 </m:r>
-                <m:acc>
-                  <m:accPr>
-                    <m:chr m:val="̃"/>
-                  </m:accPr>
+                <m:limLow>
                   <m:e>
                     <m:r>
                       <m:t>x</m:t>
                     </m:r>
                   </m:e>
-                </m:acc>
+                  <m:lim>
+                    <m:r>
+                      <m:rPr>
+                        <m:sty m:val="p"/>
+                      </m:rPr>
+                      <m:t>∼</m:t>
+                    </m:r>
+                  </m:lim>
+                </m:limLow>
                 <m:r>
                   <m:rPr>
                     <m:sty m:val="p"/>
                   </m:rPr>
                   <m:t>⋅</m:t>
                 </m:r>
-                <m:acc>
-                  <m:accPr>
-                    <m:chr m:val="̃"/>
-                  </m:accPr>
+                <m:limLow>
                   <m:e>
                     <m:r>
                       <m:t>β</m:t>
                     </m:r>
                   </m:e>
-                </m:acc>
+                  <m:lim>
+                    <m:r>
+                      <m:rPr>
+                        <m:sty m:val="p"/>
+                      </m:rPr>
+                      <m:t>∼</m:t>
+                    </m:r>
+                  </m:lim>
+                </m:limLow>
                 <m:r>
                   <m:rPr>
                     <m:sty m:val="p"/>
@@ -2632,32 +2672,42 @@
                   </m:rPr>
                   <m:t>=</m:t>
                 </m:r>
-                <m:acc>
-                  <m:accPr>
-                    <m:chr m:val="̃"/>
-                  </m:accPr>
+                <m:limLow>
                   <m:e>
                     <m:r>
                       <m:t>x</m:t>
                     </m:r>
                   </m:e>
-                </m:acc>
+                  <m:lim>
+                    <m:r>
+                      <m:rPr>
+                        <m:sty m:val="p"/>
+                      </m:rPr>
+                      <m:t>∼</m:t>
+                    </m:r>
+                  </m:lim>
+                </m:limLow>
                 <m:r>
                   <m:rPr>
                     <m:sty m:val="p"/>
                   </m:rPr>
                   <m:t>⋅</m:t>
                 </m:r>
-                <m:acc>
-                  <m:accPr>
-                    <m:chr m:val="̃"/>
-                  </m:accPr>
+                <m:limLow>
                   <m:e>
                     <m:r>
                       <m:t>β</m:t>
                     </m:r>
                   </m:e>
-                </m:acc>
+                  <m:lim>
+                    <m:r>
+                      <m:rPr>
+                        <m:sty m:val="p"/>
+                      </m:rPr>
+                      <m:t>∼</m:t>
+                    </m:r>
+                  </m:lim>
+                </m:limLow>
                 <m:r>
                   <m:rPr>
                     <m:sty m:val="p"/>
@@ -2833,16 +2883,21 @@
                           </m:rPr>
                           <m:t>|</m:t>
                         </m:r>
-                        <m:acc>
-                          <m:accPr>
-                            <m:chr m:val="̃"/>
-                          </m:accPr>
+                        <m:limLow>
                           <m:e>
                             <m:r>
                               <m:t>x</m:t>
                             </m:r>
                           </m:e>
-                        </m:acc>
+                          <m:lim>
+                            <m:r>
+                              <m:rPr>
+                                <m:sty m:val="p"/>
+                              </m:rPr>
+                              <m:t>∼</m:t>
+                            </m:r>
+                          </m:lim>
+                        </m:limLow>
                         <m:r>
                           <m:rPr>
                             <m:sty m:val="p"/>
@@ -2884,16 +2939,21 @@
                           </m:rPr>
                           <m:t>|</m:t>
                         </m:r>
-                        <m:acc>
-                          <m:accPr>
-                            <m:chr m:val="̃"/>
-                          </m:accPr>
+                        <m:limLow>
                           <m:e>
                             <m:r>
                               <m:t>x</m:t>
                             </m:r>
                           </m:e>
-                        </m:acc>
+                          <m:lim>
+                            <m:r>
+                              <m:rPr>
+                                <m:sty m:val="p"/>
+                              </m:rPr>
+                              <m:t>∼</m:t>
+                            </m:r>
+                          </m:lim>
+                        </m:limLow>
                         <m:r>
                           <m:rPr>
                             <m:sty m:val="p"/>
@@ -2977,16 +3037,21 @@
                               </m:rPr>
                               <m:t>|</m:t>
                             </m:r>
-                            <m:acc>
-                              <m:accPr>
-                                <m:chr m:val="̃"/>
-                              </m:accPr>
+                            <m:limLow>
                               <m:e>
                                 <m:r>
                                   <m:t>x</m:t>
                                 </m:r>
                               </m:e>
-                            </m:acc>
+                              <m:lim>
+                                <m:r>
+                                  <m:rPr>
+                                    <m:sty m:val="p"/>
+                                  </m:rPr>
+                                  <m:t>∼</m:t>
+                                </m:r>
+                              </m:lim>
+                            </m:limLow>
                             <m:r>
                               <m:rPr>
                                 <m:sty m:val="p"/>
@@ -3065,16 +3130,21 @@
                               </m:rPr>
                               <m:t>|</m:t>
                             </m:r>
-                            <m:acc>
-                              <m:accPr>
-                                <m:chr m:val="̃"/>
-                              </m:accPr>
+                            <m:limLow>
                               <m:e>
                                 <m:r>
                                   <m:t>x</m:t>
                                 </m:r>
                               </m:e>
-                            </m:acc>
+                              <m:lim>
+                                <m:r>
+                                  <m:rPr>
+                                    <m:sty m:val="p"/>
+                                  </m:rPr>
+                                  <m:t>∼</m:t>
+                                </m:r>
+                              </m:lim>
+                            </m:limLow>
                             <m:r>
                               <m:rPr>
                                 <m:sty m:val="p"/>
@@ -3115,16 +3185,21 @@
                           </m:rPr>
                           <m:t>|</m:t>
                         </m:r>
-                        <m:acc>
-                          <m:accPr>
-                            <m:chr m:val="̃"/>
-                          </m:accPr>
+                        <m:limLow>
                           <m:e>
                             <m:r>
                               <m:t>x</m:t>
                             </m:r>
                           </m:e>
-                        </m:acc>
+                          <m:lim>
+                            <m:r>
+                              <m:rPr>
+                                <m:sty m:val="p"/>
+                              </m:rPr>
+                              <m:t>∼</m:t>
+                            </m:r>
+                          </m:lim>
+                        </m:limLow>
                         <m:r>
                           <m:rPr>
                             <m:sty m:val="p"/>
@@ -3197,16 +3272,21 @@
                           </m:rPr>
                           <m:t>|</m:t>
                         </m:r>
-                        <m:acc>
-                          <m:accPr>
-                            <m:chr m:val="̃"/>
-                          </m:accPr>
+                        <m:limLow>
                           <m:e>
                             <m:r>
                               <m:t>x</m:t>
                             </m:r>
                           </m:e>
-                        </m:acc>
+                          <m:lim>
+                            <m:r>
+                              <m:rPr>
+                                <m:sty m:val="p"/>
+                              </m:rPr>
+                              <m:t>∼</m:t>
+                            </m:r>
+                          </m:lim>
+                        </m:limLow>
                         <m:r>
                           <m:rPr>
                             <m:sty m:val="p"/>
@@ -3274,16 +3354,21 @@
                           </m:rPr>
                           <m:t>|</m:t>
                         </m:r>
-                        <m:acc>
-                          <m:accPr>
-                            <m:chr m:val="̃"/>
-                          </m:accPr>
+                        <m:limLow>
                           <m:e>
                             <m:r>
                               <m:t>x</m:t>
                             </m:r>
                           </m:e>
-                        </m:acc>
+                          <m:lim>
+                            <m:r>
+                              <m:rPr>
+                                <m:sty m:val="p"/>
+                              </m:rPr>
+                              <m:t>∼</m:t>
+                            </m:r>
+                          </m:lim>
+                        </m:limLow>
                         <m:r>
                           <m:rPr>
                             <m:sty m:val="p"/>
@@ -3325,16 +3410,21 @@
                           </m:rPr>
                           <m:t>|</m:t>
                         </m:r>
-                        <m:acc>
-                          <m:accPr>
-                            <m:chr m:val="̃"/>
-                          </m:accPr>
+                        <m:limLow>
                           <m:e>
                             <m:r>
                               <m:t>x</m:t>
                             </m:r>
                           </m:e>
-                        </m:acc>
+                          <m:lim>
+                            <m:r>
+                              <m:rPr>
+                                <m:sty m:val="p"/>
+                              </m:rPr>
+                              <m:t>∼</m:t>
+                            </m:r>
+                          </m:lim>
+                        </m:limLow>
                         <m:r>
                           <m:rPr>
                             <m:sty m:val="p"/>
@@ -3409,16 +3499,21 @@
                               </m:rPr>
                               <m:t>|</m:t>
                             </m:r>
-                            <m:acc>
-                              <m:accPr>
-                                <m:chr m:val="̃"/>
-                              </m:accPr>
+                            <m:limLow>
                               <m:e>
                                 <m:r>
                                   <m:t>x</m:t>
                                 </m:r>
                               </m:e>
-                            </m:acc>
+                              <m:lim>
+                                <m:r>
+                                  <m:rPr>
+                                    <m:sty m:val="p"/>
+                                  </m:rPr>
+                                  <m:t>∼</m:t>
+                                </m:r>
+                              </m:lim>
+                            </m:limLow>
                             <m:r>
                               <m:rPr>
                                 <m:sty m:val="p"/>
@@ -3488,16 +3583,21 @@
                               </m:rPr>
                               <m:t>|</m:t>
                             </m:r>
-                            <m:acc>
-                              <m:accPr>
-                                <m:chr m:val="̃"/>
-                              </m:accPr>
+                            <m:limLow>
                               <m:e>
                                 <m:r>
                                   <m:t>x</m:t>
                                 </m:r>
                               </m:e>
-                            </m:acc>
+                              <m:lim>
+                                <m:r>
+                                  <m:rPr>
+                                    <m:sty m:val="p"/>
+                                  </m:rPr>
+                                  <m:t>∼</m:t>
+                                </m:r>
+                              </m:lim>
+                            </m:limLow>
                             <m:r>
                               <m:rPr>
                                 <m:sty m:val="p"/>
@@ -3535,16 +3635,21 @@
                           </m:rPr>
                           <m:t>|</m:t>
                         </m:r>
-                        <m:acc>
-                          <m:accPr>
-                            <m:chr m:val="̃"/>
-                          </m:accPr>
+                        <m:limLow>
                           <m:e>
                             <m:r>
                               <m:t>x</m:t>
                             </m:r>
                           </m:e>
-                        </m:acc>
+                          <m:lim>
+                            <m:r>
+                              <m:rPr>
+                                <m:sty m:val="p"/>
+                              </m:rPr>
+                              <m:t>∼</m:t>
+                            </m:r>
+                          </m:lim>
+                        </m:limLow>
                         <m:r>
                           <m:rPr>
                             <m:sty m:val="p"/>
@@ -3578,32 +3683,42 @@
                   </m:rPr>
                   <m:t>=</m:t>
                 </m:r>
-                <m:acc>
-                  <m:accPr>
-                    <m:chr m:val="̃"/>
-                  </m:accPr>
+                <m:limLow>
                   <m:e>
                     <m:r>
                       <m:t>x</m:t>
                     </m:r>
                   </m:e>
-                </m:acc>
+                  <m:lim>
+                    <m:r>
+                      <m:rPr>
+                        <m:sty m:val="p"/>
+                      </m:rPr>
+                      <m:t>∼</m:t>
+                    </m:r>
+                  </m:lim>
+                </m:limLow>
                 <m:r>
                   <m:rPr>
                     <m:sty m:val="p"/>
                   </m:rPr>
                   <m:t>⋅</m:t>
                 </m:r>
-                <m:acc>
-                  <m:accPr>
-                    <m:chr m:val="̃"/>
-                  </m:accPr>
+                <m:limLow>
                   <m:e>
                     <m:r>
                       <m:t>β</m:t>
                     </m:r>
                   </m:e>
-                </m:acc>
+                  <m:lim>
+                    <m:r>
+                      <m:rPr>
+                        <m:sty m:val="p"/>
+                      </m:rPr>
+                      <m:t>∼</m:t>
+                    </m:r>
+                  </m:lim>
+                </m:limLow>
                 <m:r>
                   <m:rPr>
                     <m:sty m:val="p"/>
@@ -3694,16 +3809,21 @@
                 </m:rPr>
                 <m:t>(</m:t>
               </m:r>
-              <m:acc>
-                <m:accPr>
-                  <m:chr m:val="̃"/>
-                </m:accPr>
+              <m:limLow>
                 <m:e>
                   <m:r>
                     <m:t>x</m:t>
                   </m:r>
                 </m:e>
-              </m:acc>
+                <m:lim>
+                  <m:r>
+                    <m:rPr>
+                      <m:sty m:val="p"/>
+                    </m:rPr>
+                    <m:t>∼</m:t>
+                  </m:r>
+                </m:lim>
+              </m:limLow>
               <m:r>
                 <m:rPr>
                   <m:sty m:val="p"/>
@@ -3716,32 +3836,42 @@
                 </m:rPr>
                 <m:t>=</m:t>
               </m:r>
-              <m:acc>
-                <m:accPr>
-                  <m:chr m:val="̃"/>
-                </m:accPr>
+              <m:limLow>
                 <m:e>
                   <m:r>
                     <m:t>x</m:t>
                   </m:r>
                 </m:e>
-              </m:acc>
+                <m:lim>
+                  <m:r>
+                    <m:rPr>
+                      <m:sty m:val="p"/>
+                    </m:rPr>
+                    <m:t>∼</m:t>
+                  </m:r>
+                </m:lim>
+              </m:limLow>
               <m:r>
                 <m:rPr>
                   <m:sty m:val="p"/>
                 </m:rPr>
                 <m:t>⋅</m:t>
               </m:r>
-              <m:acc>
-                <m:accPr>
-                  <m:chr m:val="̃"/>
-                </m:accPr>
+              <m:limLow>
                 <m:e>
                   <m:r>
                     <m:t>β</m:t>
                   </m:r>
                 </m:e>
-              </m:acc>
+                <m:lim>
+                  <m:r>
+                    <m:rPr>
+                      <m:sty m:val="p"/>
+                    </m:rPr>
+                    <m:t>∼</m:t>
+                  </m:r>
+                </m:lim>
+              </m:limLow>
               <m:r>
                 <m:rPr>
                   <m:sty m:val="p"/>

--- a/chapters/top-ten-concepts-handout.docx
+++ b/chapters/top-ten-concepts-handout.docx
@@ -1572,98 +1572,9 @@
       <w:r>
         <w:t xml:space="preserve"> </w:t>
       </w:r>
-      <m:oMath>
-        <m:r>
-          <m:t>η</m:t>
-        </m:r>
-        <m:r>
-          <m:rPr>
-            <m:sty m:val="p"/>
-          </m:rPr>
-          <m:t>(</m:t>
-        </m:r>
-        <m:limLow>
-          <m:e>
-            <m:r>
-              <m:t>x</m:t>
-            </m:r>
-          </m:e>
-          <m:lim>
-            <m:r>
-              <m:rPr>
-                <m:sty m:val="p"/>
-              </m:rPr>
-              <m:t>∼</m:t>
-            </m:r>
-          </m:lim>
-        </m:limLow>
-        <m:r>
-          <m:rPr>
-            <m:sty m:val="p"/>
-          </m:rPr>
-          <m:t>)</m:t>
-        </m:r>
-        <m:r>
-          <m:rPr>
-            <m:sty m:val="p"/>
-          </m:rPr>
-          <m:t>=</m:t>
-        </m:r>
-        <m:limLow>
-          <m:e>
-            <m:r>
-              <m:t>x</m:t>
-            </m:r>
-          </m:e>
-          <m:lim>
-            <m:r>
-              <m:rPr>
-                <m:sty m:val="p"/>
-              </m:rPr>
-              <m:t>∼</m:t>
-            </m:r>
-          </m:lim>
-        </m:limLow>
-        <m:r>
-          <m:rPr>
-            <m:sty m:val="p"/>
-          </m:rPr>
-          <m:t>⋅</m:t>
-        </m:r>
-        <m:limLow>
-          <m:e>
-            <m:r>
-              <m:t>β</m:t>
-            </m:r>
-          </m:e>
-          <m:lim>
-            <m:r>
-              <m:rPr>
-                <m:sty m:val="p"/>
-              </m:rPr>
-              <m:t>∼</m:t>
-            </m:r>
-          </m:lim>
-        </m:limLow>
-        <m:r>
-          <m:rPr>
-            <m:sty m:val="p"/>
-          </m:rPr>
-          <m:t>+</m:t>
-        </m:r>
-        <m:sSub>
-          <m:e>
-            <m:r>
-              <m:t>η</m:t>
-            </m:r>
-          </m:e>
-          <m:sub>
-            <m:r>
-              <m:t>0</m:t>
-            </m:r>
-          </m:sub>
-        </m:sSub>
-      </m:oMath>
+      <w:r>
+        <w:t xml:space="preserve">$\eta(\mathord{\smash[b]{\underset{\raise.3ex\hbox{$\scriptstyle\sim$}}{x}}\vphantom{x}}) = \mathord{\smash[b]{\underset{\raise.3ex\hbox{$\scriptstyle\sim$}}{x}}\vphantom{x}} \cdot \mathord{\smash[b]{\underset{\raise.3ex\hbox{$\scriptstyle\sim$}}{\beta}}\vphantom{\beta}} + \eta_0$</w:t>
+      </w:r>
       <w:r>
         <w:t xml:space="preserve">.</w:t>
       </w:r>
@@ -1705,251 +1616,13 @@
             <w:pPr>
               <w:jc w:val="center"/>
             </w:pPr>
-            <m:oMathPara>
-              <m:oMathParaPr>
-                <m:jc m:val="center"/>
-              </m:oMathParaPr>
-              <m:oMath>
-                <m:limLow>
-                  <m:e>
-                    <m:limLow>
-                      <m:e>
-                        <m:r>
-                          <m:t>μ</m:t>
-                        </m:r>
-                      </m:e>
-                      <m:lim>
-                        <m:r>
-                          <m:rPr>
-                            <m:sty m:val="p"/>
-                          </m:rPr>
-                          <m:t>⏟</m:t>
-                        </m:r>
-                      </m:lim>
-                    </m:limLow>
-                  </m:e>
-                  <m:lim>
-                    <m:r>
-                      <m:rPr>
-                        <m:nor/>
-                        <m:sty m:val="p"/>
-                      </m:rPr>
-                      <m:t>mean</m:t>
-                    </m:r>
-                  </m:lim>
-                </m:limLow>
-                <m:limLow>
-                  <m:e>
-                    <m:limLow>
-                      <m:e>
-                        <m:limUpp>
-                          <m:e>
-                            <m:r>
-                              <m:rPr>
-                                <m:sty m:val="p"/>
-                              </m:rPr>
-                              <m:t>→</m:t>
-                            </m:r>
-                          </m:e>
-                          <m:lim>
-                            <m:r>
-                              <m:rPr>
-                                <m:sty m:val="p"/>
-                              </m:rPr>
-                              <m:t>=</m:t>
-                            </m:r>
-                          </m:lim>
-                        </m:limUpp>
-                      </m:e>
-                      <m:lim>
-                        <m:r>
-                          <m:t>​</m:t>
-                        </m:r>
-                      </m:lim>
-                    </m:limLow>
-                  </m:e>
-                  <m:lim>
-                    <m:limLow>
-                      <m:e>
-                        <m:limUpp>
-                          <m:e>
-                            <m:r>
-                              <m:rPr>
-                                <m:sty m:val="p"/>
-                              </m:rPr>
-                              <m:t>←</m:t>
-                            </m:r>
-                          </m:e>
-                          <m:lim>
-                            <m:r>
-                              <m:rPr>
-                                <m:sty m:val="p"/>
-                              </m:rPr>
-                              <m:t>=</m:t>
-                            </m:r>
-                          </m:lim>
-                        </m:limUpp>
-                      </m:e>
-                      <m:lim>
-                        <m:r>
-                          <m:t>​</m:t>
-                        </m:r>
-                      </m:lim>
-                    </m:limLow>
-                  </m:lim>
-                </m:limLow>
-                <m:limLow>
-                  <m:e>
-                    <m:limLow>
-                      <m:e>
-                        <m:r>
-                          <m:t>η</m:t>
-                        </m:r>
-                        <m:r>
-                          <m:rPr>
-                            <m:sty m:val="p"/>
-                          </m:rPr>
-                          <m:t>(</m:t>
-                        </m:r>
-                        <m:limLow>
-                          <m:e>
-                            <m:r>
-                              <m:t>x</m:t>
-                            </m:r>
-                          </m:e>
-                          <m:lim>
-                            <m:r>
-                              <m:rPr>
-                                <m:sty m:val="p"/>
-                              </m:rPr>
-                              <m:t>∼</m:t>
-                            </m:r>
-                          </m:lim>
-                        </m:limLow>
-                        <m:r>
-                          <m:rPr>
-                            <m:sty m:val="p"/>
-                          </m:rPr>
-                          <m:t>)</m:t>
-                        </m:r>
-                      </m:e>
-                      <m:lim>
-                        <m:r>
-                          <m:rPr>
-                            <m:sty m:val="p"/>
-                          </m:rPr>
-                          <m:t>⏟</m:t>
-                        </m:r>
-                      </m:lim>
-                    </m:limLow>
-                  </m:e>
-                  <m:lim>
-                    <m:m>
-                      <m:mPr>
-                        <m:baseJc m:val="center"/>
-                        <m:plcHide m:val="on"/>
-                        <m:mcs>
-                          <m:mc>
-                            <m:mcPr>
-                              <m:mcJc m:val="center"/>
-                              <m:count m:val="1"/>
-                            </m:mcPr>
-                          </m:mc>
-                        </m:mcs>
-                      </m:mPr>
-                      <m:mr>
-                        <m:e>
-                          <m:r>
-                            <m:rPr>
-                              <m:nor/>
-                              <m:sty m:val="p"/>
-                            </m:rPr>
-                            <m:t>linear</m:t>
-                          </m:r>
-                        </m:e>
-                      </m:mr>
-                      <m:mr>
-                        <m:e>
-                          <m:r>
-                            <m:rPr>
-                              <m:nor/>
-                              <m:sty m:val="p"/>
-                            </m:rPr>
-                            <m:t>predictor</m:t>
-                          </m:r>
-                        </m:e>
-                      </m:mr>
-                    </m:m>
-                  </m:lim>
-                </m:limLow>
-                <m:r>
-                  <m:rPr>
-                    <m:sty m:val="p"/>
-                  </m:rPr>
-                  <m:t>=</m:t>
-                </m:r>
-                <m:limLow>
-                  <m:e>
-                    <m:r>
-                      <m:t>x</m:t>
-                    </m:r>
-                  </m:e>
-                  <m:lim>
-                    <m:r>
-                      <m:rPr>
-                        <m:sty m:val="p"/>
-                      </m:rPr>
-                      <m:t>∼</m:t>
-                    </m:r>
-                  </m:lim>
-                </m:limLow>
-                <m:r>
-                  <m:rPr>
-                    <m:sty m:val="p"/>
-                  </m:rPr>
-                  <m:t>⋅</m:t>
-                </m:r>
-                <m:limLow>
-                  <m:e>
-                    <m:r>
-                      <m:t>β</m:t>
-                    </m:r>
-                  </m:e>
-                  <m:lim>
-                    <m:r>
-                      <m:rPr>
-                        <m:sty m:val="p"/>
-                      </m:rPr>
-                      <m:t>∼</m:t>
-                    </m:r>
-                  </m:lim>
-                </m:limLow>
-                <m:r>
-                  <m:rPr>
-                    <m:sty m:val="p"/>
-                  </m:rPr>
-                  <m:t>+</m:t>
-                </m:r>
-                <m:r>
-                  <m:t>μ</m:t>
-                </m:r>
-                <m:r>
-                  <m:rPr>
-                    <m:sty m:val="p"/>
-                  </m:rPr>
-                  <m:t>(</m:t>
-                </m:r>
-                <m:r>
-                  <m:t>0</m:t>
-                </m:r>
-                <m:r>
-                  <m:rPr>
-                    <m:sty m:val="p"/>
-                  </m:rPr>
-                  <m:t>)</m:t>
-                </m:r>
-              </m:oMath>
-            </m:oMathPara>
+            <w:r>
+              <w:t xml:space="preserve">$$\underbrace{\mu}_{\text{mean}}
+    \underset{\xleftarrow[]{=}}{\xrightarrow[]{=}}
+    \underbrace{\eta(\mathord{\smash[b]{\underset{\raise.3ex\hbox{$\scriptstyle\sim$}}{x}}\vphantom{x}}) }_{\substack{\text{linear}\\\text{predictor}}}
+    = \mathord{\smash[b]{\underset{\raise.3ex\hbox{$\scriptstyle\sim$}}{x}}\vphantom{x}} \cdot \mathord{\smash[b]{\underset{\raise.3ex\hbox{$\scriptstyle\sim$}}{\beta}}\vphantom{\beta}} + \mu(0)
+    $$</w:t>
+            </w:r>
           </w:p>
           <w:p>
             <w:pPr>
@@ -1974,433 +1647,28 @@
             <w:pPr>
               <w:jc w:val="center"/>
             </w:pPr>
-            <m:oMathPara>
-              <m:oMathParaPr>
-                <m:jc m:val="center"/>
-              </m:oMathParaPr>
-              <m:oMath>
-                <m:limLow>
-                  <m:e>
-                    <m:limLow>
-                      <m:e>
-                        <m:r>
-                          <m:t>μ</m:t>
-                        </m:r>
-                      </m:e>
-                      <m:lim>
-                        <m:r>
-                          <m:rPr>
-                            <m:sty m:val="p"/>
-                          </m:rPr>
-                          <m:t>⏟</m:t>
-                        </m:r>
-                      </m:lim>
-                    </m:limLow>
-                  </m:e>
-                  <m:lim>
-                    <m:r>
-                      <m:rPr>
-                        <m:nor/>
-                        <m:sty m:val="p"/>
-                      </m:rPr>
-                      <m:t>mean</m:t>
-                    </m:r>
-                  </m:lim>
-                </m:limLow>
-                <m:limLow>
-                  <m:e>
-                    <m:limUpp>
-                      <m:e>
-                        <m:r>
-                          <m:rPr>
-                            <m:sty m:val="p"/>
-                          </m:rPr>
-                          <m:t>→</m:t>
-                        </m:r>
-                      </m:e>
-                      <m:lim>
-                        <m:f>
-                          <m:fPr>
-                            <m:type m:val="bar"/>
-                          </m:fPr>
-                          <m:num>
-                            <m:r>
-                              <m:t>μ</m:t>
-                            </m:r>
-                          </m:num>
-                          <m:den>
-                            <m:r>
-                              <m:t>n</m:t>
-                            </m:r>
-                          </m:den>
-                        </m:f>
-                      </m:lim>
-                    </m:limUpp>
-                  </m:e>
-                  <m:lim>
-                    <m:limLow>
-                      <m:e>
-                        <m:limUpp>
-                          <m:e>
-                            <m:r>
-                              <m:rPr>
-                                <m:sty m:val="p"/>
-                              </m:rPr>
-                              <m:t>←</m:t>
-                            </m:r>
-                          </m:e>
-                          <m:lim>
-                            <m:r>
-                              <m:t>​</m:t>
-                            </m:r>
-                          </m:lim>
-                        </m:limUpp>
-                      </m:e>
-                      <m:lim>
-                        <m:r>
-                          <m:t>π</m:t>
-                        </m:r>
-                        <m:r>
-                          <m:rPr>
-                            <m:sty m:val="p"/>
-                          </m:rPr>
-                          <m:t>⋅</m:t>
-                        </m:r>
-                        <m:r>
-                          <m:t>n</m:t>
-                        </m:r>
-                      </m:lim>
-                    </m:limLow>
-                  </m:lim>
-                </m:limLow>
-                <m:limLow>
-                  <m:e>
-                    <m:limLow>
-                      <m:e>
-                        <m:r>
-                          <m:t>π</m:t>
-                        </m:r>
-                      </m:e>
-                      <m:lim>
-                        <m:r>
-                          <m:rPr>
-                            <m:sty m:val="p"/>
-                          </m:rPr>
-                          <m:t>⏟</m:t>
-                        </m:r>
-                      </m:lim>
-                    </m:limLow>
-                  </m:e>
-                  <m:lim>
-                    <m:r>
-                      <m:rPr>
-                        <m:nor/>
-                        <m:sty m:val="p"/>
-                      </m:rPr>
-                      <m:t>probability</m:t>
-                    </m:r>
-                  </m:lim>
-                </m:limLow>
-                <m:limLow>
-                  <m:e>
-                    <m:limUpp>
-                      <m:e>
-                        <m:r>
-                          <m:rPr>
-                            <m:sty m:val="p"/>
-                          </m:rPr>
-                          <m:t>→</m:t>
-                        </m:r>
-                      </m:e>
-                      <m:lim>
-                        <m:f>
-                          <m:fPr>
-                            <m:type m:val="bar"/>
-                          </m:fPr>
-                          <m:num>
-                            <m:r>
-                              <m:t>π</m:t>
-                            </m:r>
-                          </m:num>
-                          <m:den>
-                            <m:r>
-                              <m:t>1</m:t>
-                            </m:r>
-                            <m:r>
-                              <m:rPr>
-                                <m:sty m:val="p"/>
-                              </m:rPr>
-                              <m:t>−</m:t>
-                            </m:r>
-                            <m:r>
-                              <m:t>π</m:t>
-                            </m:r>
-                          </m:den>
-                        </m:f>
-                      </m:lim>
-                    </m:limUpp>
-                  </m:e>
-                  <m:lim>
-                    <m:limLow>
-                      <m:e>
-                        <m:limUpp>
-                          <m:e>
-                            <m:r>
-                              <m:rPr>
-                                <m:sty m:val="p"/>
-                              </m:rPr>
-                              <m:t>←</m:t>
-                            </m:r>
-                          </m:e>
-                          <m:lim>
-                            <m:r>
-                              <m:t>​</m:t>
-                            </m:r>
-                          </m:lim>
-                        </m:limUpp>
-                      </m:e>
-                      <m:lim>
-                        <m:f>
-                          <m:fPr>
-                            <m:type m:val="bar"/>
-                          </m:fPr>
-                          <m:num>
-                            <m:r>
-                              <m:t>ω</m:t>
-                            </m:r>
-                          </m:num>
-                          <m:den>
-                            <m:r>
-                              <m:t>1</m:t>
-                            </m:r>
-                            <m:r>
-                              <m:rPr>
-                                <m:sty m:val="p"/>
-                              </m:rPr>
-                              <m:t>+</m:t>
-                            </m:r>
-                            <m:r>
-                              <m:t>ω</m:t>
-                            </m:r>
-                          </m:den>
-                        </m:f>
-                      </m:lim>
-                    </m:limLow>
-                  </m:lim>
-                </m:limLow>
-                <m:limLow>
-                  <m:e>
-                    <m:limLow>
-                      <m:e>
-                        <m:r>
-                          <m:t>ω</m:t>
-                        </m:r>
-                      </m:e>
-                      <m:lim>
-                        <m:r>
-                          <m:rPr>
-                            <m:sty m:val="p"/>
-                          </m:rPr>
-                          <m:t>⏟</m:t>
-                        </m:r>
-                      </m:lim>
-                    </m:limLow>
-                  </m:e>
-                  <m:lim>
-                    <m:r>
-                      <m:rPr>
-                        <m:nor/>
-                        <m:sty m:val="p"/>
-                      </m:rPr>
-                      <m:t>odds</m:t>
-                    </m:r>
-                  </m:lim>
-                </m:limLow>
-                <m:limLow>
-                  <m:e>
-                    <m:limUpp>
-                      <m:e>
-                        <m:r>
-                          <m:rPr>
-                            <m:sty m:val="p"/>
-                          </m:rPr>
-                          <m:t>→</m:t>
-                        </m:r>
-                      </m:e>
-                      <m:lim>
-                        <m:r>
-                          <m:rPr>
-                            <m:sty m:val="p"/>
-                          </m:rPr>
-                          <m:t>log</m:t>
-                        </m:r>
-                        <m:r>
-                          <m:t>​</m:t>
-                        </m:r>
-                        <m:d>
-                          <m:dPr>
-                            <m:begChr m:val="{"/>
-                            <m:sepChr m:val=""/>
-                            <m:endChr m:val="}"/>
-                            <m:grow/>
-                          </m:dPr>
-                          <m:e>
-                            <m:r>
-                              <m:t>ω</m:t>
-                            </m:r>
-                          </m:e>
-                        </m:d>
-                        <m:r>
-                          <m:t>​</m:t>
-                        </m:r>
-                      </m:lim>
-                    </m:limUpp>
-                  </m:e>
-                  <m:lim>
-                    <m:limLow>
-                      <m:e>
-                        <m:limUpp>
-                          <m:e>
-                            <m:r>
-                              <m:rPr>
-                                <m:sty m:val="p"/>
-                              </m:rPr>
-                              <m:t>←</m:t>
-                            </m:r>
-                          </m:e>
-                          <m:lim>
-                            <m:r>
-                              <m:t>​</m:t>
-                            </m:r>
-                          </m:lim>
-                        </m:limUpp>
-                      </m:e>
-                      <m:lim>
-                        <m:r>
-                          <m:rPr>
-                            <m:sty m:val="p"/>
-                          </m:rPr>
-                          <m:t>exp</m:t>
-                        </m:r>
-                        <m:r>
-                          <m:t>​</m:t>
-                        </m:r>
-                        <m:d>
-                          <m:dPr>
-                            <m:begChr m:val="{"/>
-                            <m:sepChr m:val=""/>
-                            <m:endChr m:val="}"/>
-                            <m:grow/>
-                          </m:dPr>
-                          <m:e>
-                            <m:r>
-                              <m:t>η</m:t>
-                            </m:r>
-                          </m:e>
-                        </m:d>
-                        <m:r>
-                          <m:t>​</m:t>
-                        </m:r>
-                      </m:lim>
-                    </m:limLow>
-                  </m:lim>
-                </m:limLow>
-                <m:limLow>
-                  <m:e>
-                    <m:limLow>
-                      <m:e>
-                        <m:r>
-                          <m:t>η</m:t>
-                        </m:r>
-                      </m:e>
-                      <m:lim>
-                        <m:r>
-                          <m:rPr>
-                            <m:sty m:val="p"/>
-                          </m:rPr>
-                          <m:t>⏟</m:t>
-                        </m:r>
-                      </m:lim>
-                    </m:limLow>
-                  </m:e>
-                  <m:lim>
-                    <m:r>
-                      <m:rPr>
-                        <m:nor/>
-                        <m:sty m:val="p"/>
-                      </m:rPr>
-                      <m:t>log-odds</m:t>
-                    </m:r>
-                  </m:lim>
-                </m:limLow>
-                <m:r>
-                  <m:rPr>
-                    <m:sty m:val="p"/>
-                  </m:rPr>
-                  <m:t>=</m:t>
-                </m:r>
-                <m:limLow>
-                  <m:e>
-                    <m:r>
-                      <m:t>x</m:t>
-                    </m:r>
-                  </m:e>
-                  <m:lim>
-                    <m:r>
-                      <m:rPr>
-                        <m:sty m:val="p"/>
-                      </m:rPr>
-                      <m:t>∼</m:t>
-                    </m:r>
-                  </m:lim>
-                </m:limLow>
-                <m:r>
-                  <m:rPr>
-                    <m:sty m:val="p"/>
-                  </m:rPr>
-                  <m:t>⋅</m:t>
-                </m:r>
-                <m:limLow>
-                  <m:e>
-                    <m:r>
-                      <m:t>β</m:t>
-                    </m:r>
-                  </m:e>
-                  <m:lim>
-                    <m:r>
-                      <m:rPr>
-                        <m:sty m:val="p"/>
-                      </m:rPr>
-                      <m:t>∼</m:t>
-                    </m:r>
-                  </m:lim>
-                </m:limLow>
-                <m:r>
-                  <m:rPr>
-                    <m:sty m:val="p"/>
-                  </m:rPr>
-                  <m:t>+</m:t>
-                </m:r>
-                <m:r>
-                  <m:t>η</m:t>
-                </m:r>
-                <m:r>
-                  <m:rPr>
-                    <m:sty m:val="p"/>
-                  </m:rPr>
-                  <m:t>(</m:t>
-                </m:r>
-                <m:r>
-                  <m:t>0</m:t>
-                </m:r>
-                <m:r>
-                  <m:rPr>
-                    <m:sty m:val="p"/>
-                  </m:rPr>
-                  <m:t>)</m:t>
-                </m:r>
-              </m:oMath>
-            </m:oMathPara>
+            <w:r>
+              <w:t xml:space="preserve">$$\underbrace{\mu}_{\text{mean}}
+    \underset{
+      \xleftarrow[\pi \cdot n]{}
+    }{
+      \xrightarrow{\frac{\mu}{n}}
+    }
+    \underbrace{\pi}_{\text{probability}}
+    \underset{
+      \xleftarrow[\frac{\omega}{1+\omega}]{}
+    }{
+      \xrightarrow{\frac{\pi}{1-\pi}}
+    }
+    \underbrace{\omega}_{\text{odds}}
+    \underset{
+      \xleftarrow[\operatorname{exp}\mathopen{}\left\{\eta\right\}\mathclose{}]{}
+    }{
+      \xrightarrow{\operatorname{log}\mathopen{}\left\{\omega\right\}\mathclose{}}
+    }
+    \underbrace{\eta}_{\text{log-odds}} = \mathord{\smash[b]{\underset{\raise.3ex\hbox{$\scriptstyle\sim$}}{x}}\vphantom{x}} \cdot \mathord{\smash[b]{\underset{\raise.3ex\hbox{$\scriptstyle\sim$}}{\beta}}\vphantom{\beta}} + \eta(0)
+    $$</w:t>
+            </w:r>
           </w:p>
           <w:p>
             <w:pPr>
@@ -2425,337 +1693,23 @@
             <w:pPr>
               <w:jc w:val="center"/>
             </w:pPr>
-            <m:oMathPara>
-              <m:oMathParaPr>
-                <m:jc m:val="center"/>
-              </m:oMathParaPr>
-              <m:oMath>
-                <m:limLow>
-                  <m:e>
-                    <m:limLow>
-                      <m:e>
-                        <m:r>
-                          <m:t>μ</m:t>
-                        </m:r>
-                      </m:e>
-                      <m:lim>
-                        <m:r>
-                          <m:rPr>
-                            <m:sty m:val="p"/>
-                          </m:rPr>
-                          <m:t>⏟</m:t>
-                        </m:r>
-                      </m:lim>
-                    </m:limLow>
-                  </m:e>
-                  <m:lim>
-                    <m:r>
-                      <m:rPr>
-                        <m:nor/>
-                        <m:sty m:val="p"/>
-                      </m:rPr>
-                      <m:t>mean</m:t>
-                    </m:r>
-                  </m:lim>
-                </m:limLow>
-                <m:limLow>
-                  <m:e>
-                    <m:limUpp>
-                      <m:e>
-                        <m:r>
-                          <m:rPr>
-                            <m:sty m:val="p"/>
-                          </m:rPr>
-                          <m:t>→</m:t>
-                        </m:r>
-                      </m:e>
-                      <m:lim>
-                        <m:r>
-                          <m:t>μ</m:t>
-                        </m:r>
-                        <m:r>
-                          <m:rPr>
-                            <m:sty m:val="p"/>
-                          </m:rPr>
-                          <m:t>/</m:t>
-                        </m:r>
-                        <m:r>
-                          <m:t>t</m:t>
-                        </m:r>
-                      </m:lim>
-                    </m:limUpp>
-                  </m:e>
-                  <m:lim>
-                    <m:limLow>
-                      <m:e>
-                        <m:limUpp>
-                          <m:e>
-                            <m:r>
-                              <m:rPr>
-                                <m:sty m:val="p"/>
-                              </m:rPr>
-                              <m:t>←</m:t>
-                            </m:r>
-                          </m:e>
-                          <m:lim>
-                            <m:r>
-                              <m:t>​</m:t>
-                            </m:r>
-                          </m:lim>
-                        </m:limUpp>
-                      </m:e>
-                      <m:lim>
-                        <m:r>
-                          <m:t>λ</m:t>
-                        </m:r>
-                        <m:r>
-                          <m:rPr>
-                            <m:sty m:val="p"/>
-                          </m:rPr>
-                          <m:t>⋅</m:t>
-                        </m:r>
-                        <m:r>
-                          <m:t>t</m:t>
-                        </m:r>
-                      </m:lim>
-                    </m:limLow>
-                  </m:lim>
-                </m:limLow>
-                <m:limLow>
-                  <m:e>
-                    <m:limLow>
-                      <m:e>
-                        <m:r>
-                          <m:t>λ</m:t>
-                        </m:r>
-                      </m:e>
-                      <m:lim>
-                        <m:r>
-                          <m:rPr>
-                            <m:sty m:val="p"/>
-                          </m:rPr>
-                          <m:t>⏟</m:t>
-                        </m:r>
-                      </m:lim>
-                    </m:limLow>
-                  </m:e>
-                  <m:lim>
-                    <m:r>
-                      <m:rPr>
-                        <m:nor/>
-                        <m:sty m:val="p"/>
-                      </m:rPr>
-                      <m:t>rate</m:t>
-                    </m:r>
-                  </m:lim>
-                </m:limLow>
-                <m:limLow>
-                  <m:e>
-                    <m:limUpp>
-                      <m:e>
-                        <m:r>
-                          <m:rPr>
-                            <m:sty m:val="p"/>
-                          </m:rPr>
-                          <m:t>→</m:t>
-                        </m:r>
-                      </m:e>
-                      <m:lim>
-                        <m:r>
-                          <m:rPr>
-                            <m:sty m:val="p"/>
-                          </m:rPr>
-                          <m:t>log</m:t>
-                        </m:r>
-                        <m:r>
-                          <m:t>​</m:t>
-                        </m:r>
-                        <m:d>
-                          <m:dPr>
-                            <m:begChr m:val="{"/>
-                            <m:sepChr m:val=""/>
-                            <m:endChr m:val="}"/>
-                            <m:grow/>
-                          </m:dPr>
-                          <m:e>
-                            <m:r>
-                              <m:t>λ</m:t>
-                            </m:r>
-                          </m:e>
-                        </m:d>
-                        <m:r>
-                          <m:t>​</m:t>
-                        </m:r>
-                      </m:lim>
-                    </m:limUpp>
-                  </m:e>
-                  <m:lim>
-                    <m:limLow>
-                      <m:e>
-                        <m:limUpp>
-                          <m:e>
-                            <m:r>
-                              <m:rPr>
-                                <m:sty m:val="p"/>
-                              </m:rPr>
-                              <m:t>←</m:t>
-                            </m:r>
-                          </m:e>
-                          <m:lim>
-                            <m:r>
-                              <m:t>​</m:t>
-                            </m:r>
-                          </m:lim>
-                        </m:limUpp>
-                      </m:e>
-                      <m:lim>
-                        <m:r>
-                          <m:rPr>
-                            <m:sty m:val="p"/>
-                          </m:rPr>
-                          <m:t>exp</m:t>
-                        </m:r>
-                        <m:r>
-                          <m:t>​</m:t>
-                        </m:r>
-                        <m:d>
-                          <m:dPr>
-                            <m:begChr m:val="{"/>
-                            <m:sepChr m:val=""/>
-                            <m:endChr m:val="}"/>
-                            <m:grow/>
-                          </m:dPr>
-                          <m:e>
-                            <m:r>
-                              <m:t>η</m:t>
-                            </m:r>
-                          </m:e>
-                        </m:d>
-                        <m:r>
-                          <m:t>​</m:t>
-                        </m:r>
-                      </m:lim>
-                    </m:limLow>
-                  </m:lim>
-                </m:limLow>
-                <m:limLow>
-                  <m:e>
-                    <m:limLow>
-                      <m:e>
-                        <m:r>
-                          <m:t>η</m:t>
-                        </m:r>
-                      </m:e>
-                      <m:lim>
-                        <m:r>
-                          <m:rPr>
-                            <m:sty m:val="p"/>
-                          </m:rPr>
-                          <m:t>⏟</m:t>
-                        </m:r>
-                      </m:lim>
-                    </m:limLow>
-                  </m:e>
-                  <m:lim>
-                    <m:r>
-                      <m:rPr>
-                        <m:nor/>
-                        <m:sty m:val="p"/>
-                      </m:rPr>
-                      <m:t>log-rate</m:t>
-                    </m:r>
-                  </m:lim>
-                </m:limLow>
-                <m:r>
-                  <m:rPr>
-                    <m:sty m:val="p"/>
-                  </m:rPr>
-                  <m:t>=</m:t>
-                </m:r>
-                <m:limLow>
-                  <m:e>
-                    <m:r>
-                      <m:t>x</m:t>
-                    </m:r>
-                  </m:e>
-                  <m:lim>
-                    <m:r>
-                      <m:rPr>
-                        <m:sty m:val="p"/>
-                      </m:rPr>
-                      <m:t>∼</m:t>
-                    </m:r>
-                  </m:lim>
-                </m:limLow>
-                <m:r>
-                  <m:rPr>
-                    <m:sty m:val="p"/>
-                  </m:rPr>
-                  <m:t>⋅</m:t>
-                </m:r>
-                <m:limLow>
-                  <m:e>
-                    <m:r>
-                      <m:t>β</m:t>
-                    </m:r>
-                  </m:e>
-                  <m:lim>
-                    <m:r>
-                      <m:rPr>
-                        <m:sty m:val="p"/>
-                      </m:rPr>
-                      <m:t>∼</m:t>
-                    </m:r>
-                  </m:lim>
-                </m:limLow>
-                <m:r>
-                  <m:rPr>
-                    <m:sty m:val="p"/>
-                  </m:rPr>
-                  <m:t>+</m:t>
-                </m:r>
-                <m:r>
-                  <m:rPr>
-                    <m:sty m:val="p"/>
-                  </m:rPr>
-                  <m:t>log</m:t>
-                </m:r>
-                <m:r>
-                  <m:t>​</m:t>
-                </m:r>
-                <m:d>
-                  <m:dPr>
-                    <m:begChr m:val="{"/>
-                    <m:sepChr m:val=""/>
-                    <m:endChr m:val="}"/>
-                    <m:grow/>
-                  </m:dPr>
-                  <m:e>
-                    <m:r>
-                      <m:t>λ</m:t>
-                    </m:r>
-                    <m:r>
-                      <m:rPr>
-                        <m:sty m:val="p"/>
-                      </m:rPr>
-                      <m:t>(</m:t>
-                    </m:r>
-                    <m:r>
-                      <m:t>0</m:t>
-                    </m:r>
-                    <m:r>
-                      <m:rPr>
-                        <m:sty m:val="p"/>
-                      </m:rPr>
-                      <m:t>)</m:t>
-                    </m:r>
-                  </m:e>
-                </m:d>
-                <m:r>
-                  <m:t>​</m:t>
-                </m:r>
-              </m:oMath>
-            </m:oMathPara>
+            <w:r>
+              <w:t xml:space="preserve">$$\underbrace{\mu}_{\text{mean}}
+    \underset{
+      \xleftarrow[{\lambda}\cdot t]{}
+    }{
+      \xrightarrow{\mu / t}
+    }
+    \underbrace{{\lambda}}_{\text{rate}}
+    \underset{
+      \xleftarrow[\operatorname{exp}\mathopen{}\left\{\eta\right\}\mathclose{}]{}
+    }{
+      \xrightarrow{\operatorname{log}\mathopen{}\left\{{\lambda}\right\}\mathclose{}}
+    }
+    \underbrace{\eta}_{\text{log-rate}}
+    = \mathord{\smash[b]{\underset{\raise.3ex\hbox{$\scriptstyle\sim$}}{x}}\vphantom{x}} \cdot \mathord{\smash[b]{\underset{\raise.3ex\hbox{$\scriptstyle\sim$}}{\beta}}\vphantom{\beta}} + \operatorname{log}\mathopen{}\left\{{\lambda}(0)\right\}\mathclose{}
+    $$</w:t>
+            </w:r>
           </w:p>
           <w:p>
             <w:pPr>
@@ -2780,980 +1734,31 @@
             <w:pPr>
               <w:jc w:val="center"/>
             </w:pPr>
-            <m:oMathPara>
-              <m:oMathParaPr>
-                <m:jc m:val="center"/>
-              </m:oMathParaPr>
-              <m:oMath>
-                <m:limLow>
-                  <m:e>
-                    <m:limLow>
-                      <m:e>
-                        <m:r>
-                          <m:t>μ</m:t>
-                        </m:r>
-                      </m:e>
-                      <m:lim>
-                        <m:r>
-                          <m:rPr>
-                            <m:sty m:val="p"/>
-                          </m:rPr>
-                          <m:t>⏟</m:t>
-                        </m:r>
-                      </m:lim>
-                    </m:limLow>
-                  </m:e>
-                  <m:lim>
-                    <m:r>
-                      <m:rPr>
-                        <m:nor/>
-                        <m:sty m:val="p"/>
-                      </m:rPr>
-                      <m:t>mean</m:t>
-                    </m:r>
-                  </m:lim>
-                </m:limLow>
-                <m:limLow>
-                  <m:e>
-                    <m:limUpp>
-                      <m:e>
-                        <m:r>
-                          <m:rPr>
-                            <m:sty m:val="p"/>
-                          </m:rPr>
-                          <m:t>←</m:t>
-                        </m:r>
-                      </m:e>
-                      <m:lim>
-                        <m:r>
-                          <m:t>​</m:t>
-                        </m:r>
-                      </m:lim>
-                    </m:limUpp>
-                  </m:e>
-                  <m:lim>
-                    <m:nary>
-                      <m:naryPr>
-                        <m:chr m:val="∫"/>
-                        <m:limLoc m:val="subSup"/>
-                        <m:subHide m:val="off"/>
-                        <m:supHide m:val="off"/>
-                      </m:naryPr>
-                      <m:sub>
-                        <m:r>
-                          <m:t>t</m:t>
-                        </m:r>
-                        <m:r>
-                          <m:rPr>
-                            <m:sty m:val="p"/>
-                          </m:rPr>
-                          <m:t>=</m:t>
-                        </m:r>
-                        <m:r>
-                          <m:t>0</m:t>
-                        </m:r>
-                      </m:sub>
-                      <m:sup>
-                        <m:r>
-                          <m:rPr>
-                            <m:sty m:val="p"/>
-                          </m:rPr>
-                          <m:t>∞</m:t>
-                        </m:r>
-                      </m:sup>
-                      <m:e>
-                        <m:r>
-                          <m:rPr>
-                            <m:sty m:val="p"/>
-                          </m:rPr>
-                          <m:t>S</m:t>
-                        </m:r>
-                        <m:r>
-                          <m:rPr>
-                            <m:sty m:val="p"/>
-                          </m:rPr>
-                          <m:t>(</m:t>
-                        </m:r>
-                        <m:r>
-                          <m:t>t</m:t>
-                        </m:r>
-                        <m:r>
-                          <m:rPr>
-                            <m:sty m:val="p"/>
-                          </m:rPr>
-                          <m:t>|</m:t>
-                        </m:r>
-                        <m:limLow>
-                          <m:e>
-                            <m:r>
-                              <m:t>x</m:t>
-                            </m:r>
-                          </m:e>
-                          <m:lim>
-                            <m:r>
-                              <m:rPr>
-                                <m:sty m:val="p"/>
-                              </m:rPr>
-                              <m:t>∼</m:t>
-                            </m:r>
-                          </m:lim>
-                        </m:limLow>
-                        <m:r>
-                          <m:rPr>
-                            <m:sty m:val="p"/>
-                          </m:rPr>
-                          <m:t>)</m:t>
-                        </m:r>
-                        <m:r>
-                          <m:t>d</m:t>
-                        </m:r>
-                        <m:r>
-                          <m:t>t</m:t>
-                        </m:r>
-                      </m:e>
-                    </m:nary>
-                  </m:lim>
-                </m:limLow>
-                <m:limLow>
-                  <m:e>
-                    <m:limLow>
-                      <m:e>
-                        <m:r>
-                          <m:rPr>
-                            <m:sty m:val="p"/>
-                          </m:rPr>
-                          <m:t>S</m:t>
-                        </m:r>
-                        <m:r>
-                          <m:rPr>
-                            <m:sty m:val="p"/>
-                          </m:rPr>
-                          <m:t>(</m:t>
-                        </m:r>
-                        <m:r>
-                          <m:t>t</m:t>
-                        </m:r>
-                        <m:r>
-                          <m:rPr>
-                            <m:sty m:val="p"/>
-                          </m:rPr>
-                          <m:t>|</m:t>
-                        </m:r>
-                        <m:limLow>
-                          <m:e>
-                            <m:r>
-                              <m:t>x</m:t>
-                            </m:r>
-                          </m:e>
-                          <m:lim>
-                            <m:r>
-                              <m:rPr>
-                                <m:sty m:val="p"/>
-                              </m:rPr>
-                              <m:t>∼</m:t>
-                            </m:r>
-                          </m:lim>
-                        </m:limLow>
-                        <m:r>
-                          <m:rPr>
-                            <m:sty m:val="p"/>
-                          </m:rPr>
-                          <m:t>)</m:t>
-                        </m:r>
-                      </m:e>
-                      <m:lim>
-                        <m:r>
-                          <m:rPr>
-                            <m:sty m:val="p"/>
-                          </m:rPr>
-                          <m:t>⏟</m:t>
-                        </m:r>
-                      </m:lim>
-                    </m:limLow>
-                  </m:e>
-                  <m:lim>
-                    <m:r>
-                      <m:rPr>
-                        <m:nor/>
-                        <m:sty m:val="p"/>
-                      </m:rPr>
-                      <m:t>survival</m:t>
-                    </m:r>
-                  </m:lim>
-                </m:limLow>
-                <m:limLow>
-                  <m:e>
-                    <m:limUpp>
-                      <m:e>
-                        <m:r>
-                          <m:rPr>
-                            <m:sty m:val="p"/>
-                          </m:rPr>
-                          <m:t>→</m:t>
-                        </m:r>
-                      </m:e>
-                      <m:lim>
-                        <m:r>
-                          <m:rPr>
-                            <m:sty m:val="p"/>
-                          </m:rPr>
-                          <m:t>−</m:t>
-                        </m:r>
-                        <m:r>
-                          <m:rPr>
-                            <m:sty m:val="p"/>
-                          </m:rPr>
-                          <m:t>log</m:t>
-                        </m:r>
-                        <m:r>
-                          <m:t>​</m:t>
-                        </m:r>
-                        <m:d>
-                          <m:dPr>
-                            <m:begChr m:val="{"/>
-                            <m:sepChr m:val=""/>
-                            <m:endChr m:val="}"/>
-                            <m:grow/>
-                          </m:dPr>
-                          <m:e>
-                            <m:r>
-                              <m:rPr>
-                                <m:sty m:val="p"/>
-                              </m:rPr>
-                              <m:t>S</m:t>
-                            </m:r>
-                            <m:r>
-                              <m:rPr>
-                                <m:sty m:val="p"/>
-                              </m:rPr>
-                              <m:t>(</m:t>
-                            </m:r>
-                            <m:r>
-                              <m:t>t</m:t>
-                            </m:r>
-                            <m:r>
-                              <m:rPr>
-                                <m:sty m:val="p"/>
-                              </m:rPr>
-                              <m:t>|</m:t>
-                            </m:r>
-                            <m:limLow>
-                              <m:e>
-                                <m:r>
-                                  <m:t>x</m:t>
-                                </m:r>
-                              </m:e>
-                              <m:lim>
-                                <m:r>
-                                  <m:rPr>
-                                    <m:sty m:val="p"/>
-                                  </m:rPr>
-                                  <m:t>∼</m:t>
-                                </m:r>
-                              </m:lim>
-                            </m:limLow>
-                            <m:r>
-                              <m:rPr>
-                                <m:sty m:val="p"/>
-                              </m:rPr>
-                              <m:t>)</m:t>
-                            </m:r>
-                          </m:e>
-                        </m:d>
-                        <m:r>
-                          <m:t>​</m:t>
-                        </m:r>
-                      </m:lim>
-                    </m:limUpp>
-                  </m:e>
-                  <m:lim>
-                    <m:limLow>
-                      <m:e>
-                        <m:limUpp>
-                          <m:e>
-                            <m:r>
-                              <m:rPr>
-                                <m:sty m:val="p"/>
-                              </m:rPr>
-                              <m:t>←</m:t>
-                            </m:r>
-                          </m:e>
-                          <m:lim>
-                            <m:r>
-                              <m:t>​</m:t>
-                            </m:r>
-                          </m:lim>
-                        </m:limUpp>
-                      </m:e>
-                      <m:lim>
-                        <m:r>
-                          <m:rPr>
-                            <m:sty m:val="p"/>
-                          </m:rPr>
-                          <m:t>exp</m:t>
-                        </m:r>
-                        <m:r>
-                          <m:t>​</m:t>
-                        </m:r>
-                        <m:d>
-                          <m:dPr>
-                            <m:begChr m:val="{"/>
-                            <m:sepChr m:val=""/>
-                            <m:endChr m:val="}"/>
-                            <m:grow/>
-                          </m:dPr>
-                          <m:e>
-                            <m:r>
-                              <m:rPr>
-                                <m:sty m:val="p"/>
-                              </m:rPr>
-                              <m:t>−</m:t>
-                            </m:r>
-                            <m:r>
-                              <m:rPr>
-                                <m:sty m:val="p"/>
-                              </m:rPr>
-                              <m:t>Λ</m:t>
-                            </m:r>
-                            <m:r>
-                              <m:rPr>
-                                <m:sty m:val="p"/>
-                              </m:rPr>
-                              <m:t>(</m:t>
-                            </m:r>
-                            <m:r>
-                              <m:t>t</m:t>
-                            </m:r>
-                            <m:r>
-                              <m:rPr>
-                                <m:sty m:val="p"/>
-                              </m:rPr>
-                              <m:t>|</m:t>
-                            </m:r>
-                            <m:limLow>
-                              <m:e>
-                                <m:r>
-                                  <m:t>x</m:t>
-                                </m:r>
-                              </m:e>
-                              <m:lim>
-                                <m:r>
-                                  <m:rPr>
-                                    <m:sty m:val="p"/>
-                                  </m:rPr>
-                                  <m:t>∼</m:t>
-                                </m:r>
-                              </m:lim>
-                            </m:limLow>
-                            <m:r>
-                              <m:rPr>
-                                <m:sty m:val="p"/>
-                              </m:rPr>
-                              <m:t>)</m:t>
-                            </m:r>
-                          </m:e>
-                        </m:d>
-                        <m:r>
-                          <m:t>​</m:t>
-                        </m:r>
-                      </m:lim>
-                    </m:limLow>
-                  </m:lim>
-                </m:limLow>
-                <m:limLow>
-                  <m:e>
-                    <m:limLow>
-                      <m:e>
-                        <m:r>
-                          <m:rPr>
-                            <m:sty m:val="p"/>
-                          </m:rPr>
-                          <m:t>Λ</m:t>
-                        </m:r>
-                        <m:r>
-                          <m:rPr>
-                            <m:sty m:val="p"/>
-                          </m:rPr>
-                          <m:t>(</m:t>
-                        </m:r>
-                        <m:r>
-                          <m:t>t</m:t>
-                        </m:r>
-                        <m:r>
-                          <m:rPr>
-                            <m:sty m:val="p"/>
-                          </m:rPr>
-                          <m:t>|</m:t>
-                        </m:r>
-                        <m:limLow>
-                          <m:e>
-                            <m:r>
-                              <m:t>x</m:t>
-                            </m:r>
-                          </m:e>
-                          <m:lim>
-                            <m:r>
-                              <m:rPr>
-                                <m:sty m:val="p"/>
-                              </m:rPr>
-                              <m:t>∼</m:t>
-                            </m:r>
-                          </m:lim>
-                        </m:limLow>
-                        <m:r>
-                          <m:rPr>
-                            <m:sty m:val="p"/>
-                          </m:rPr>
-                          <m:t>)</m:t>
-                        </m:r>
-                      </m:e>
-                      <m:lim>
-                        <m:r>
-                          <m:rPr>
-                            <m:sty m:val="p"/>
-                          </m:rPr>
-                          <m:t>⏟</m:t>
-                        </m:r>
-                      </m:lim>
-                    </m:limLow>
-                  </m:e>
-                  <m:lim>
-                    <m:r>
-                      <m:rPr>
-                        <m:nor/>
-                        <m:sty m:val="p"/>
-                      </m:rPr>
-                      <m:t>cumulative hazard</m:t>
-                    </m:r>
-                  </m:lim>
-                </m:limLow>
-                <m:limLow>
-                  <m:e>
-                    <m:limUpp>
-                      <m:e>
-                        <m:r>
-                          <m:rPr>
-                            <m:sty m:val="p"/>
-                          </m:rPr>
-                          <m:t>→</m:t>
-                        </m:r>
-                      </m:e>
-                      <m:lim>
-                        <m:sSup>
-                          <m:e>
-                            <m:r>
-                              <m:rPr>
-                                <m:sty m:val="p"/>
-                              </m:rPr>
-                              <m:t>Λ</m:t>
-                            </m:r>
-                          </m:e>
-                          <m:sup>
-                            <m:r>
-                              <m:rPr>
-                                <m:sty m:val="p"/>
-                              </m:rPr>
-                              <m:t>′</m:t>
-                            </m:r>
-                          </m:sup>
-                        </m:sSup>
-                        <m:r>
-                          <m:rPr>
-                            <m:sty m:val="p"/>
-                          </m:rPr>
-                          <m:t>(</m:t>
-                        </m:r>
-                        <m:r>
-                          <m:t>t</m:t>
-                        </m:r>
-                        <m:r>
-                          <m:rPr>
-                            <m:sty m:val="p"/>
-                          </m:rPr>
-                          <m:t>|</m:t>
-                        </m:r>
-                        <m:limLow>
-                          <m:e>
-                            <m:r>
-                              <m:t>x</m:t>
-                            </m:r>
-                          </m:e>
-                          <m:lim>
-                            <m:r>
-                              <m:rPr>
-                                <m:sty m:val="p"/>
-                              </m:rPr>
-                              <m:t>∼</m:t>
-                            </m:r>
-                          </m:lim>
-                        </m:limLow>
-                        <m:r>
-                          <m:rPr>
-                            <m:sty m:val="p"/>
-                          </m:rPr>
-                          <m:t>)</m:t>
-                        </m:r>
-                      </m:lim>
-                    </m:limUpp>
-                  </m:e>
-                  <m:lim>
-                    <m:limLow>
-                      <m:e>
-                        <m:limUpp>
-                          <m:e>
-                            <m:r>
-                              <m:rPr>
-                                <m:sty m:val="p"/>
-                              </m:rPr>
-                              <m:t>←</m:t>
-                            </m:r>
-                          </m:e>
-                          <m:lim>
-                            <m:r>
-                              <m:t>​</m:t>
-                            </m:r>
-                          </m:lim>
-                        </m:limUpp>
-                      </m:e>
-                      <m:lim>
-                        <m:nary>
-                          <m:naryPr>
-                            <m:chr m:val="∫"/>
-                            <m:limLoc m:val="subSup"/>
-                            <m:subHide m:val="off"/>
-                            <m:supHide m:val="off"/>
-                          </m:naryPr>
-                          <m:sub>
-                            <m:r>
-                              <m:t>0</m:t>
-                            </m:r>
-                          </m:sub>
-                          <m:sup>
-                            <m:r>
-                              <m:t>t</m:t>
-                            </m:r>
-                          </m:sup>
-                          <m:e>
-                            <m:r>
-                              <m:t>λ</m:t>
-                            </m:r>
-                          </m:e>
-                        </m:nary>
-                        <m:r>
-                          <m:rPr>
-                            <m:sty m:val="p"/>
-                          </m:rPr>
-                          <m:t>(</m:t>
-                        </m:r>
-                        <m:r>
-                          <m:t>u</m:t>
-                        </m:r>
-                        <m:r>
-                          <m:rPr>
-                            <m:sty m:val="p"/>
-                          </m:rPr>
-                          <m:t>|</m:t>
-                        </m:r>
-                        <m:limLow>
-                          <m:e>
-                            <m:r>
-                              <m:t>x</m:t>
-                            </m:r>
-                          </m:e>
-                          <m:lim>
-                            <m:r>
-                              <m:rPr>
-                                <m:sty m:val="p"/>
-                              </m:rPr>
-                              <m:t>∼</m:t>
-                            </m:r>
-                          </m:lim>
-                        </m:limLow>
-                        <m:r>
-                          <m:rPr>
-                            <m:sty m:val="p"/>
-                          </m:rPr>
-                          <m:t>)</m:t>
-                        </m:r>
-                        <m:r>
-                          <m:t> </m:t>
-                        </m:r>
-                        <m:r>
-                          <m:t>d</m:t>
-                        </m:r>
-                        <m:r>
-                          <m:t>u</m:t>
-                        </m:r>
-                      </m:lim>
-                    </m:limLow>
-                  </m:lim>
-                </m:limLow>
-                <m:limLow>
-                  <m:e>
-                    <m:limLow>
-                      <m:e>
-                        <m:r>
-                          <m:t>λ</m:t>
-                        </m:r>
-                        <m:r>
-                          <m:rPr>
-                            <m:sty m:val="p"/>
-                          </m:rPr>
-                          <m:t>(</m:t>
-                        </m:r>
-                        <m:r>
-                          <m:t>t</m:t>
-                        </m:r>
-                        <m:r>
-                          <m:rPr>
-                            <m:sty m:val="p"/>
-                          </m:rPr>
-                          <m:t>|</m:t>
-                        </m:r>
-                        <m:limLow>
-                          <m:e>
-                            <m:r>
-                              <m:t>x</m:t>
-                            </m:r>
-                          </m:e>
-                          <m:lim>
-                            <m:r>
-                              <m:rPr>
-                                <m:sty m:val="p"/>
-                              </m:rPr>
-                              <m:t>∼</m:t>
-                            </m:r>
-                          </m:lim>
-                        </m:limLow>
-                        <m:r>
-                          <m:rPr>
-                            <m:sty m:val="p"/>
-                          </m:rPr>
-                          <m:t>)</m:t>
-                        </m:r>
-                      </m:e>
-                      <m:lim>
-                        <m:r>
-                          <m:rPr>
-                            <m:sty m:val="p"/>
-                          </m:rPr>
-                          <m:t>⏟</m:t>
-                        </m:r>
-                      </m:lim>
-                    </m:limLow>
-                  </m:e>
-                  <m:lim>
-                    <m:r>
-                      <m:rPr>
-                        <m:nor/>
-                        <m:sty m:val="p"/>
-                      </m:rPr>
-                      <m:t>hazard</m:t>
-                    </m:r>
-                  </m:lim>
-                </m:limLow>
-                <m:limLow>
-                  <m:e>
-                    <m:limUpp>
-                      <m:e>
-                        <m:r>
-                          <m:rPr>
-                            <m:sty m:val="p"/>
-                          </m:rPr>
-                          <m:t>→</m:t>
-                        </m:r>
-                      </m:e>
-                      <m:lim>
-                        <m:r>
-                          <m:rPr>
-                            <m:sty m:val="p"/>
-                          </m:rPr>
-                          <m:t>log</m:t>
-                        </m:r>
-                        <m:r>
-                          <m:t>​</m:t>
-                        </m:r>
-                        <m:d>
-                          <m:dPr>
-                            <m:begChr m:val="{"/>
-                            <m:sepChr m:val=""/>
-                            <m:endChr m:val="}"/>
-                            <m:grow/>
-                          </m:dPr>
-                          <m:e>
-                            <m:r>
-                              <m:t>λ</m:t>
-                            </m:r>
-                            <m:r>
-                              <m:rPr>
-                                <m:sty m:val="p"/>
-                              </m:rPr>
-                              <m:t>(</m:t>
-                            </m:r>
-                            <m:r>
-                              <m:t>t</m:t>
-                            </m:r>
-                            <m:r>
-                              <m:rPr>
-                                <m:sty m:val="p"/>
-                              </m:rPr>
-                              <m:t>|</m:t>
-                            </m:r>
-                            <m:limLow>
-                              <m:e>
-                                <m:r>
-                                  <m:t>x</m:t>
-                                </m:r>
-                              </m:e>
-                              <m:lim>
-                                <m:r>
-                                  <m:rPr>
-                                    <m:sty m:val="p"/>
-                                  </m:rPr>
-                                  <m:t>∼</m:t>
-                                </m:r>
-                              </m:lim>
-                            </m:limLow>
-                            <m:r>
-                              <m:rPr>
-                                <m:sty m:val="p"/>
-                              </m:rPr>
-                              <m:t>)</m:t>
-                            </m:r>
-                          </m:e>
-                        </m:d>
-                        <m:r>
-                          <m:t>​</m:t>
-                        </m:r>
-                      </m:lim>
-                    </m:limUpp>
-                  </m:e>
-                  <m:lim>
-                    <m:limLow>
-                      <m:e>
-                        <m:limUpp>
-                          <m:e>
-                            <m:r>
-                              <m:rPr>
-                                <m:sty m:val="p"/>
-                              </m:rPr>
-                              <m:t>←</m:t>
-                            </m:r>
-                          </m:e>
-                          <m:lim>
-                            <m:r>
-                              <m:t>​</m:t>
-                            </m:r>
-                          </m:lim>
-                        </m:limUpp>
-                      </m:e>
-                      <m:lim>
-                        <m:r>
-                          <m:rPr>
-                            <m:sty m:val="p"/>
-                          </m:rPr>
-                          <m:t>exp</m:t>
-                        </m:r>
-                        <m:r>
-                          <m:t>​</m:t>
-                        </m:r>
-                        <m:d>
-                          <m:dPr>
-                            <m:begChr m:val="{"/>
-                            <m:sepChr m:val=""/>
-                            <m:endChr m:val="}"/>
-                            <m:grow/>
-                          </m:dPr>
-                          <m:e>
-                            <m:r>
-                              <m:t>η</m:t>
-                            </m:r>
-                            <m:r>
-                              <m:rPr>
-                                <m:sty m:val="p"/>
-                              </m:rPr>
-                              <m:t>(</m:t>
-                            </m:r>
-                            <m:r>
-                              <m:t>t</m:t>
-                            </m:r>
-                            <m:r>
-                              <m:rPr>
-                                <m:sty m:val="p"/>
-                              </m:rPr>
-                              <m:t>|</m:t>
-                            </m:r>
-                            <m:limLow>
-                              <m:e>
-                                <m:r>
-                                  <m:t>x</m:t>
-                                </m:r>
-                              </m:e>
-                              <m:lim>
-                                <m:r>
-                                  <m:rPr>
-                                    <m:sty m:val="p"/>
-                                  </m:rPr>
-                                  <m:t>∼</m:t>
-                                </m:r>
-                              </m:lim>
-                            </m:limLow>
-                            <m:r>
-                              <m:rPr>
-                                <m:sty m:val="p"/>
-                              </m:rPr>
-                              <m:t>)</m:t>
-                            </m:r>
-                          </m:e>
-                        </m:d>
-                        <m:r>
-                          <m:t>​</m:t>
-                        </m:r>
-                      </m:lim>
-                    </m:limLow>
-                  </m:lim>
-                </m:limLow>
-                <m:limLow>
-                  <m:e>
-                    <m:limLow>
-                      <m:e>
-                        <m:r>
-                          <m:t>η</m:t>
-                        </m:r>
-                        <m:r>
-                          <m:rPr>
-                            <m:sty m:val="p"/>
-                          </m:rPr>
-                          <m:t>(</m:t>
-                        </m:r>
-                        <m:r>
-                          <m:t>t</m:t>
-                        </m:r>
-                        <m:r>
-                          <m:rPr>
-                            <m:sty m:val="p"/>
-                          </m:rPr>
-                          <m:t>|</m:t>
-                        </m:r>
-                        <m:limLow>
-                          <m:e>
-                            <m:r>
-                              <m:t>x</m:t>
-                            </m:r>
-                          </m:e>
-                          <m:lim>
-                            <m:r>
-                              <m:rPr>
-                                <m:sty m:val="p"/>
-                              </m:rPr>
-                              <m:t>∼</m:t>
-                            </m:r>
-                          </m:lim>
-                        </m:limLow>
-                        <m:r>
-                          <m:rPr>
-                            <m:sty m:val="p"/>
-                          </m:rPr>
-                          <m:t>)</m:t>
-                        </m:r>
-                      </m:e>
-                      <m:lim>
-                        <m:r>
-                          <m:rPr>
-                            <m:sty m:val="p"/>
-                          </m:rPr>
-                          <m:t>⏟</m:t>
-                        </m:r>
-                      </m:lim>
-                    </m:limLow>
-                  </m:e>
-                  <m:lim>
-                    <m:r>
-                      <m:rPr>
-                        <m:nor/>
-                        <m:sty m:val="p"/>
-                      </m:rPr>
-                      <m:t>log-hazard</m:t>
-                    </m:r>
-                  </m:lim>
-                </m:limLow>
-                <m:r>
-                  <m:rPr>
-                    <m:sty m:val="p"/>
-                  </m:rPr>
-                  <m:t>=</m:t>
-                </m:r>
-                <m:limLow>
-                  <m:e>
-                    <m:r>
-                      <m:t>x</m:t>
-                    </m:r>
-                  </m:e>
-                  <m:lim>
-                    <m:r>
-                      <m:rPr>
-                        <m:sty m:val="p"/>
-                      </m:rPr>
-                      <m:t>∼</m:t>
-                    </m:r>
-                  </m:lim>
-                </m:limLow>
-                <m:r>
-                  <m:rPr>
-                    <m:sty m:val="p"/>
-                  </m:rPr>
-                  <m:t>⋅</m:t>
-                </m:r>
-                <m:limLow>
-                  <m:e>
-                    <m:r>
-                      <m:t>β</m:t>
-                    </m:r>
-                  </m:e>
-                  <m:lim>
-                    <m:r>
-                      <m:rPr>
-                        <m:sty m:val="p"/>
-                      </m:rPr>
-                      <m:t>∼</m:t>
-                    </m:r>
-                  </m:lim>
-                </m:limLow>
-                <m:r>
-                  <m:rPr>
-                    <m:sty m:val="p"/>
-                  </m:rPr>
-                  <m:t>+</m:t>
-                </m:r>
-                <m:sSub>
-                  <m:e>
-                    <m:r>
-                      <m:t>η</m:t>
-                    </m:r>
-                  </m:e>
-                  <m:sub>
-                    <m:r>
-                      <m:t>0</m:t>
-                    </m:r>
-                  </m:sub>
-                </m:sSub>
-                <m:r>
-                  <m:rPr>
-                    <m:sty m:val="p"/>
-                  </m:rPr>
-                  <m:t>(</m:t>
-                </m:r>
-                <m:r>
-                  <m:t>t</m:t>
-                </m:r>
-                <m:r>
-                  <m:rPr>
-                    <m:sty m:val="p"/>
-                  </m:rPr>
-                  <m:t>)</m:t>
-                </m:r>
-              </m:oMath>
-            </m:oMathPara>
+            <w:r>
+              <w:t xml:space="preserve">$$\underbrace{\mu}_{\text{mean}}
+    \xleftarrow[\int_{t=0}^{\infty}{\operatorname{S}(t|\mathord{\smash[b]{\underset{\raise.3ex\hbox{$\scriptstyle\sim$}}{x}}\vphantom{x}})dt}]{}
+    \underbrace{\operatorname{S}(t|\mathord{\smash[b]{\underset{\raise.3ex\hbox{$\scriptstyle\sim$}}{x}}\vphantom{x}})}_{\text{survival}}
+    \underset{
+      \xleftarrow[\operatorname{exp}\mathopen{}\left\{-{\Lambda}(t|\mathord{\smash[b]{\underset{\raise.3ex\hbox{$\scriptstyle\sim$}}{x}}\vphantom{x}})\right\}\mathclose{}]{}
+    }{
+      \xrightarrow{-\operatorname{log}\mathopen{}\left\{\operatorname{S}(t|\mathord{\smash[b]{\underset{\raise.3ex\hbox{$\scriptstyle\sim$}}{x}}\vphantom{x}})\right\}\mathclose{}}
+    }
+    \underbrace{{\Lambda}(t|\mathord{\smash[b]{\underset{\raise.3ex\hbox{$\scriptstyle\sim$}}{x}}\vphantom{x}})}_{\text{cumulative hazard}}
+    \underset{
+      \xleftarrow[\int_0^t {\lambda}(u|\mathord{\smash[b]{\underset{\raise.3ex\hbox{$\scriptstyle\sim$}}{x}}\vphantom{x}})\,du]{}
+    }{
+      \xrightarrow{{\Lambda}'(t|\mathord{\smash[b]{\underset{\raise.3ex\hbox{$\scriptstyle\sim$}}{x}}\vphantom{x}})}
+    }
+    \underbrace{{\lambda}(t|\mathord{\smash[b]{\underset{\raise.3ex\hbox{$\scriptstyle\sim$}}{x}}\vphantom{x}})}_{\text{hazard}}
+    \underset{
+      \xleftarrow[\operatorname{exp}\mathopen{}\left\{\eta(t|\mathord{\smash[b]{\underset{\raise.3ex\hbox{$\scriptstyle\sim$}}{x}}\vphantom{x}})\right\}\mathclose{}]{}
+    }{
+      \xrightarrow{\operatorname{log}\mathopen{}\left\{{\lambda}(t|\mathord{\smash[b]{\underset{\raise.3ex\hbox{$\scriptstyle\sim$}}{x}}\vphantom{x}})\right\}\mathclose{}}
+    }
+    \underbrace{\eta(t|\mathord{\smash[b]{\underset{\raise.3ex\hbox{$\scriptstyle\sim$}}{x}}\vphantom{x}})}_{\text{log-hazard}}
+    = \mathord{\smash[b]{\underset{\raise.3ex\hbox{$\scriptstyle\sim$}}{x}}\vphantom{x}} \cdot \mathord{\smash[b]{\underset{\raise.3ex\hbox{$\scriptstyle\sim$}}{\beta}}\vphantom{\beta}} + \eta_0(t)
+    $$</w:t>
+            </w:r>
           </w:p>
           <w:p>
             <w:pPr>
@@ -3799,98 +1804,9 @@
             <w:r>
               <w:t xml:space="preserve"> </w:t>
             </w:r>
-            <m:oMath>
-              <m:r>
-                <m:t>η</m:t>
-              </m:r>
-              <m:r>
-                <m:rPr>
-                  <m:sty m:val="p"/>
-                </m:rPr>
-                <m:t>(</m:t>
-              </m:r>
-              <m:limLow>
-                <m:e>
-                  <m:r>
-                    <m:t>x</m:t>
-                  </m:r>
-                </m:e>
-                <m:lim>
-                  <m:r>
-                    <m:rPr>
-                      <m:sty m:val="p"/>
-                    </m:rPr>
-                    <m:t>∼</m:t>
-                  </m:r>
-                </m:lim>
-              </m:limLow>
-              <m:r>
-                <m:rPr>
-                  <m:sty m:val="p"/>
-                </m:rPr>
-                <m:t>)</m:t>
-              </m:r>
-              <m:r>
-                <m:rPr>
-                  <m:sty m:val="p"/>
-                </m:rPr>
-                <m:t>=</m:t>
-              </m:r>
-              <m:limLow>
-                <m:e>
-                  <m:r>
-                    <m:t>x</m:t>
-                  </m:r>
-                </m:e>
-                <m:lim>
-                  <m:r>
-                    <m:rPr>
-                      <m:sty m:val="p"/>
-                    </m:rPr>
-                    <m:t>∼</m:t>
-                  </m:r>
-                </m:lim>
-              </m:limLow>
-              <m:r>
-                <m:rPr>
-                  <m:sty m:val="p"/>
-                </m:rPr>
-                <m:t>⋅</m:t>
-              </m:r>
-              <m:limLow>
-                <m:e>
-                  <m:r>
-                    <m:t>β</m:t>
-                  </m:r>
-                </m:e>
-                <m:lim>
-                  <m:r>
-                    <m:rPr>
-                      <m:sty m:val="p"/>
-                    </m:rPr>
-                    <m:t>∼</m:t>
-                  </m:r>
-                </m:lim>
-              </m:limLow>
-              <m:r>
-                <m:rPr>
-                  <m:sty m:val="p"/>
-                </m:rPr>
-                <m:t>+</m:t>
-              </m:r>
-              <m:sSub>
-                <m:e>
-                  <m:r>
-                    <m:t>η</m:t>
-                  </m:r>
-                </m:e>
-                <m:sub>
-                  <m:r>
-                    <m:t>0</m:t>
-                  </m:r>
-                </m:sub>
-              </m:sSub>
-            </m:oMath>
+            <w:r>
+              <w:t xml:space="preserve">$\eta(\mathord{\smash[b]{\underset{\raise.3ex\hbox{$\scriptstyle\sim$}}{x}}\vphantom{x}}) = \mathord{\smash[b]{\underset{\raise.3ex\hbox{$\scriptstyle\sim$}}{x}}\vphantom{x}} \cdot \mathord{\smash[b]{\underset{\raise.3ex\hbox{$\scriptstyle\sim$}}{\beta}}\vphantom{\beta}} + \eta_0$</w:t>
+            </w:r>
             <w:r>
               <w:t xml:space="preserve">,</w:t>
             </w:r>

--- a/chapters/top-ten-concepts-handout.docx
+++ b/chapters/top-ten-concepts-handout.docx
@@ -1582,73 +1582,107 @@
     <w:tbl>
       <w:tblPr>
         <w:tblStyle w:val="Table"/>
-        <w:tblW w:type="pct" w:w="5000"/>
-        <w:tblLayout w:type="fixed"/>
+        <w:tblInd w:w="164" w:type="dxa"/>
+        <w:tblBorders>
+          <w:left w:val="single" w:sz="24" w:space="0" w:color="909090"/>
+        </w:tblBorders>
+        <w:tblCellMar>
+          <w:left w:w="0" w:type="dxa"/>
+          <w:right w:w="0" w:type="dxa"/>
+        </w:tblCellMar>
         <w:tblLook w:firstRow="0" w:lastRow="0" w:firstColumn="0" w:lastColumn="0" w:noHBand="0" w:noVBand="0" w:val="0000"/>
       </w:tblPr>
       <w:tblGrid>
         <w:gridCol w:w="7920"/>
       </w:tblGrid>
       <w:tr>
+        <w:trPr>
+          <w:cantSplit/>
+        </w:trPr>
         <w:tc>
-          <w:tcPr/>
-          <w:bookmarkStart w:id="23" w:name="fig-model-diagrams"/>
+          <w:tcPr>
+            <w:tcMar>
+              <w:left w:w="144" w:type="dxa"/>
+            </w:tcMar>
+          </w:tcPr>
           <w:p>
             <w:pPr>
-              <w:jc w:val="center"/>
+              <w:pStyle w:val="BodyText"/>
             </w:pPr>
-            <w:hyperlink r:id="rId19">
-              <w:r>
-                <w:rPr>
-                  <w:rStyle w:val="Hyperlink"/>
-                </w:rPr>
-                <w:t xml:space="preserve">Linear</w:t>
-              </w:r>
-            </w:hyperlink>
-            <w:r>
-              <w:t xml:space="preserve"> </w:t>
-            </w:r>
-            <w:r>
-              <w:t xml:space="preserve">(Gaussian):</w:t>
-            </w:r>
+            <w:pPr>
+              <w:spacing w:before="16" w:after="64"/>
+            </w:pPr>
           </w:p>
-          <w:p>
-            <w:pPr>
-              <w:jc w:val="center"/>
-            </w:pPr>
-            <w:r>
-              <w:t xml:space="preserve">$$\underbrace{\mu}_{\text{mean}}
+          <w:tbl>
+            <w:tblPr>
+              <w:tblStyle w:val="Table"/>
+              <w:tblW w:type="pct" w:w="5000"/>
+              <w:tblLayout w:type="fixed"/>
+              <w:tblLook w:firstRow="0" w:lastRow="0" w:firstColumn="0" w:lastColumn="0" w:noHBand="0" w:noVBand="0" w:val="0000"/>
+            </w:tblPr>
+            <w:tblGrid>
+              <w:gridCol w:w="7920"/>
+            </w:tblGrid>
+            <w:tr>
+              <w:tc>
+                <w:tcPr/>
+                <w:bookmarkStart w:id="23" w:name="fig-model-diagrams"/>
+                <w:p>
+                  <w:pPr>
+                    <w:jc w:val="center"/>
+                  </w:pPr>
+                  <w:hyperlink r:id="rId19">
+                    <w:r>
+                      <w:rPr>
+                        <w:rStyle w:val="Hyperlink"/>
+                      </w:rPr>
+                      <w:t xml:space="preserve">Linear</w:t>
+                    </w:r>
+                  </w:hyperlink>
+                  <w:r>
+                    <w:t xml:space="preserve"> </w:t>
+                  </w:r>
+                  <w:r>
+                    <w:t xml:space="preserve">(Gaussian):</w:t>
+                  </w:r>
+                </w:p>
+                <w:p>
+                  <w:pPr>
+                    <w:jc w:val="center"/>
+                  </w:pPr>
+                  <w:r>
+                    <w:t xml:space="preserve">$$\underbrace{\mu}_{\text{mean}}
     \underset{\xleftarrow[]{=}}{\xrightarrow[]{=}}
     \underbrace{\eta(\mathord{\smash[b]{\underset{\raise.3ex\hbox{$\scriptstyle\sim$}}{x}}\vphantom{x}}) }_{\substack{\text{linear}\\\text{predictor}}}
     = \mathord{\smash[b]{\underset{\raise.3ex\hbox{$\scriptstyle\sim$}}{x}}\vphantom{x}} \cdot \mathord{\smash[b]{\underset{\raise.3ex\hbox{$\scriptstyle\sim$}}{\beta}}\vphantom{\beta}} + \mu(0)
     $$</w:t>
-            </w:r>
-          </w:p>
-          <w:p>
-            <w:pPr>
-              <w:jc w:val="center"/>
-            </w:pPr>
-            <w:hyperlink r:id="rId20">
-              <w:r>
-                <w:rPr>
-                  <w:rStyle w:val="Hyperlink"/>
-                </w:rPr>
-                <w:t xml:space="preserve">Logistic</w:t>
-              </w:r>
-            </w:hyperlink>
-            <w:r>
-              <w:t xml:space="preserve"> </w:t>
-            </w:r>
-            <w:r>
-              <w:t xml:space="preserve">(Binomial):</w:t>
-            </w:r>
-          </w:p>
-          <w:p>
-            <w:pPr>
-              <w:jc w:val="center"/>
-            </w:pPr>
-            <w:r>
-              <w:t xml:space="preserve">$$\underbrace{\mu}_{\text{mean}}
+                  </w:r>
+                </w:p>
+                <w:p>
+                  <w:pPr>
+                    <w:jc w:val="center"/>
+                  </w:pPr>
+                  <w:hyperlink r:id="rId20">
+                    <w:r>
+                      <w:rPr>
+                        <w:rStyle w:val="Hyperlink"/>
+                      </w:rPr>
+                      <w:t xml:space="preserve">Logistic</w:t>
+                    </w:r>
+                  </w:hyperlink>
+                  <w:r>
+                    <w:t xml:space="preserve"> </w:t>
+                  </w:r>
+                  <w:r>
+                    <w:t xml:space="preserve">(Binomial):</w:t>
+                  </w:r>
+                </w:p>
+                <w:p>
+                  <w:pPr>
+                    <w:jc w:val="center"/>
+                  </w:pPr>
+                  <w:r>
+                    <w:t xml:space="preserve">$$\underbrace{\mu}_{\text{mean}}
     \underset{
       \xleftarrow[\pi \cdot n]{}
     }{
@@ -1668,33 +1702,33 @@
     }
     \underbrace{\eta}_{\text{log-odds}} = \mathord{\smash[b]{\underset{\raise.3ex\hbox{$\scriptstyle\sim$}}{x}}\vphantom{x}} \cdot \mathord{\smash[b]{\underset{\raise.3ex\hbox{$\scriptstyle\sim$}}{\beta}}\vphantom{\beta}} + \eta(0)
     $$</w:t>
-            </w:r>
-          </w:p>
-          <w:p>
-            <w:pPr>
-              <w:jc w:val="center"/>
-            </w:pPr>
-            <w:r>
-              <w:t xml:space="preserve">Count (</w:t>
-            </w:r>
-            <w:hyperlink r:id="rId12">
-              <w:r>
-                <w:rPr>
-                  <w:rStyle w:val="Hyperlink"/>
-                </w:rPr>
-                <w:t xml:space="preserve">Poisson</w:t>
-              </w:r>
-            </w:hyperlink>
-            <w:r>
-              <w:t xml:space="preserve">):</w:t>
-            </w:r>
-          </w:p>
-          <w:p>
-            <w:pPr>
-              <w:jc w:val="center"/>
-            </w:pPr>
-            <w:r>
-              <w:t xml:space="preserve">$$\underbrace{\mu}_{\text{mean}}
+                  </w:r>
+                </w:p>
+                <w:p>
+                  <w:pPr>
+                    <w:jc w:val="center"/>
+                  </w:pPr>
+                  <w:r>
+                    <w:t xml:space="preserve">Count (</w:t>
+                  </w:r>
+                  <w:hyperlink r:id="rId12">
+                    <w:r>
+                      <w:rPr>
+                        <w:rStyle w:val="Hyperlink"/>
+                      </w:rPr>
+                      <w:t xml:space="preserve">Poisson</w:t>
+                    </w:r>
+                  </w:hyperlink>
+                  <w:r>
+                    <w:t xml:space="preserve">):</w:t>
+                  </w:r>
+                </w:p>
+                <w:p>
+                  <w:pPr>
+                    <w:jc w:val="center"/>
+                  </w:pPr>
+                  <w:r>
+                    <w:t xml:space="preserve">$$\underbrace{\mu}_{\text{mean}}
     \underset{
       \xleftarrow[{\lambda}\cdot t]{}
     }{
@@ -1709,33 +1743,33 @@
     \underbrace{\eta}_{\text{log-rate}}
     = \mathord{\smash[b]{\underset{\raise.3ex\hbox{$\scriptstyle\sim$}}{x}}\vphantom{x}} \cdot \mathord{\smash[b]{\underset{\raise.3ex\hbox{$\scriptstyle\sim$}}{\beta}}\vphantom{\beta}} + \operatorname{log}\mathopen{}\left\{{\lambda}(0)\right\}\mathclose{}
     $$</w:t>
-            </w:r>
-          </w:p>
-          <w:p>
-            <w:pPr>
-              <w:jc w:val="center"/>
-            </w:pPr>
-            <w:r>
-              <w:t xml:space="preserve">Survival (</w:t>
-            </w:r>
-            <w:hyperlink r:id="rId21">
-              <w:r>
-                <w:rPr>
-                  <w:rStyle w:val="Hyperlink"/>
-                </w:rPr>
-                <w:t xml:space="preserve">Cox PH</w:t>
-              </w:r>
-            </w:hyperlink>
-            <w:r>
-              <w:t xml:space="preserve">):</w:t>
-            </w:r>
-          </w:p>
-          <w:p>
-            <w:pPr>
-              <w:jc w:val="center"/>
-            </w:pPr>
-            <w:r>
-              <w:t xml:space="preserve">$$\underbrace{\mu}_{\text{mean}}
+                  </w:r>
+                </w:p>
+                <w:p>
+                  <w:pPr>
+                    <w:jc w:val="center"/>
+                  </w:pPr>
+                  <w:r>
+                    <w:t xml:space="preserve">Survival (</w:t>
+                  </w:r>
+                  <w:hyperlink r:id="rId21">
+                    <w:r>
+                      <w:rPr>
+                        <w:rStyle w:val="Hyperlink"/>
+                      </w:rPr>
+                      <w:t xml:space="preserve">Cox PH</w:t>
+                    </w:r>
+                  </w:hyperlink>
+                  <w:r>
+                    <w:t xml:space="preserve">):</w:t>
+                  </w:r>
+                </w:p>
+                <w:p>
+                  <w:pPr>
+                    <w:jc w:val="center"/>
+                  </w:pPr>
+                  <w:r>
+                    <w:t xml:space="preserve">$$\underbrace{\mu}_{\text{mean}}
     \xleftarrow[\int_{t=0}^{\infty}{\operatorname{S}(t|\mathord{\smash[b]{\underset{\raise.3ex\hbox{$\scriptstyle\sim$}}{x}}\vphantom{x}})dt}]{}
     \underbrace{\operatorname{S}(t|\mathord{\smash[b]{\underset{\raise.3ex\hbox{$\scriptstyle\sim$}}{x}}\vphantom{x}})}_{\text{survival}}
     \underset{
@@ -1758,133 +1792,136 @@
     \underbrace{\eta(t|\mathord{\smash[b]{\underset{\raise.3ex\hbox{$\scriptstyle\sim$}}{x}}\vphantom{x}})}_{\text{log-hazard}}
     = \mathord{\smash[b]{\underset{\raise.3ex\hbox{$\scriptstyle\sim$}}{x}}\vphantom{x}} \cdot \mathord{\smash[b]{\underset{\raise.3ex\hbox{$\scriptstyle\sim$}}{\beta}}\vphantom{\beta}} + \eta_0(t)
     $$</w:t>
-            </w:r>
-          </w:p>
-          <w:p>
-            <w:pPr>
-              <w:jc w:val="center"/>
-            </w:pPr>
-            <w:pPr>
-              <w:jc w:val="left"/>
-              <w:spacing w:before="200"/>
-              <w:pStyle w:val="ImageCaption"/>
-            </w:pPr>
-            <w:r>
-              <w:t xml:space="preserve">Figure 1: Parallel structures of</w:t>
-            </w:r>
-            <w:r>
-              <w:t xml:space="preserve"> </w:t>
-            </w:r>
-            <w:hyperlink r:id="rId22">
-              <w:r>
-                <w:rPr>
-                  <w:rStyle w:val="Hyperlink"/>
-                </w:rPr>
-                <w:t xml:space="preserve">GLMs</w:t>
-              </w:r>
-            </w:hyperlink>
-            <w:r>
-              <w:t xml:space="preserve"> </w:t>
-            </w:r>
-            <w:r>
-              <w:t xml:space="preserve">and survival models.</w:t>
-            </w:r>
-            <w:r>
-              <w:t xml:space="preserve"> </w:t>
-            </w:r>
-            <w:r>
-              <w:t xml:space="preserve">Each row shows the transformation chain from the modeled quantity</w:t>
-            </w:r>
-            <w:r>
-              <w:t xml:space="preserve"> </w:t>
-            </w:r>
-            <w:r>
-              <w:t xml:space="preserve">to the linear predictor</w:t>
-            </w:r>
-            <w:r>
-              <w:t xml:space="preserve"> </w:t>
-            </w:r>
-            <w:r>
-              <w:t xml:space="preserve">$\eta(\mathord{\smash[b]{\underset{\raise.3ex\hbox{$\scriptstyle\sim$}}{x}}\vphantom{x}}) = \mathord{\smash[b]{\underset{\raise.3ex\hbox{$\scriptstyle\sim$}}{x}}\vphantom{x}} \cdot \mathord{\smash[b]{\underset{\raise.3ex\hbox{$\scriptstyle\sim$}}{\beta}}\vphantom{\beta}} + \eta_0$</w:t>
-            </w:r>
-            <w:r>
-              <w:t xml:space="preserve">,</w:t>
-            </w:r>
-            <w:r>
-              <w:t xml:space="preserve"> </w:t>
-            </w:r>
-            <w:r>
-              <w:t xml:space="preserve">where</w:t>
-            </w:r>
-            <w:r>
-              <w:t xml:space="preserve"> </w:t>
-            </w:r>
-            <m:oMath>
-              <m:sSub>
-                <m:e>
-                  <m:r>
-                    <m:t>η</m:t>
-                  </m:r>
-                </m:e>
-                <m:sub>
-                  <m:r>
-                    <m:t>0</m:t>
-                  </m:r>
-                </m:sub>
-              </m:sSub>
-            </m:oMath>
-            <w:r>
-              <w:t xml:space="preserve"> </w:t>
-            </w:r>
-            <w:r>
-              <w:t xml:space="preserve">denotes the model-specific intercept term,</w:t>
-            </w:r>
-            <w:r>
-              <w:t xml:space="preserve"> </w:t>
-            </w:r>
-            <w:r>
-              <w:t xml:space="preserve">and</w:t>
-            </w:r>
-            <w:r>
-              <w:t xml:space="preserve"> </w:t>
-            </w:r>
-            <m:oMath>
-              <m:sSub>
-                <m:e>
-                  <m:r>
-                    <m:t>η</m:t>
-                  </m:r>
-                </m:e>
-                <m:sub>
-                  <m:r>
-                    <m:t>0</m:t>
-                  </m:r>
-                </m:sub>
-              </m:sSub>
-              <m:r>
-                <m:rPr>
-                  <m:sty m:val="p"/>
-                </m:rPr>
-                <m:t>(</m:t>
-              </m:r>
-              <m:r>
-                <m:t>t</m:t>
-              </m:r>
-              <m:r>
-                <m:rPr>
-                  <m:sty m:val="p"/>
-                </m:rPr>
-                <m:t>)</m:t>
-              </m:r>
-            </m:oMath>
-            <w:r>
-              <w:t xml:space="preserve"> </w:t>
-            </w:r>
-            <w:r>
-              <w:t xml:space="preserve">denotes the Cox PH baseline log-hazard term.</w:t>
-            </w:r>
-          </w:p>
-          <w:bookmarkEnd w:id="23"/>
+                  </w:r>
+                </w:p>
+                <w:p>
+                  <w:pPr>
+                    <w:jc w:val="center"/>
+                  </w:pPr>
+                  <w:pPr>
+                    <w:jc w:val="left"/>
+                    <w:spacing w:before="200"/>
+                    <w:pStyle w:val="ImageCaption"/>
+                  </w:pPr>
+                  <w:r>
+                    <w:t xml:space="preserve">Figure 1: Parallel structures of</w:t>
+                  </w:r>
+                  <w:r>
+                    <w:t xml:space="preserve"> </w:t>
+                  </w:r>
+                  <w:hyperlink r:id="rId22">
+                    <w:r>
+                      <w:rPr>
+                        <w:rStyle w:val="Hyperlink"/>
+                      </w:rPr>
+                      <w:t xml:space="preserve">GLMs</w:t>
+                    </w:r>
+                  </w:hyperlink>
+                  <w:r>
+                    <w:t xml:space="preserve"> </w:t>
+                  </w:r>
+                  <w:r>
+                    <w:t xml:space="preserve">and survival models.</w:t>
+                  </w:r>
+                  <w:r>
+                    <w:t xml:space="preserve"> </w:t>
+                  </w:r>
+                  <w:r>
+                    <w:t xml:space="preserve">Each row shows the transformation chain from the modeled quantity</w:t>
+                  </w:r>
+                  <w:r>
+                    <w:t xml:space="preserve"> </w:t>
+                  </w:r>
+                  <w:r>
+                    <w:t xml:space="preserve">to the linear predictor</w:t>
+                  </w:r>
+                  <w:r>
+                    <w:t xml:space="preserve"> </w:t>
+                  </w:r>
+                  <w:r>
+                    <w:t xml:space="preserve">$\eta(\mathord{\smash[b]{\underset{\raise.3ex\hbox{$\scriptstyle\sim$}}{x}}\vphantom{x}}) = \mathord{\smash[b]{\underset{\raise.3ex\hbox{$\scriptstyle\sim$}}{x}}\vphantom{x}} \cdot \mathord{\smash[b]{\underset{\raise.3ex\hbox{$\scriptstyle\sim$}}{\beta}}\vphantom{\beta}} + \eta_0$</w:t>
+                  </w:r>
+                  <w:r>
+                    <w:t xml:space="preserve">,</w:t>
+                  </w:r>
+                  <w:r>
+                    <w:t xml:space="preserve"> </w:t>
+                  </w:r>
+                  <w:r>
+                    <w:t xml:space="preserve">where</w:t>
+                  </w:r>
+                  <w:r>
+                    <w:t xml:space="preserve"> </w:t>
+                  </w:r>
+                  <m:oMath>
+                    <m:sSub>
+                      <m:e>
+                        <m:r>
+                          <m:t>η</m:t>
+                        </m:r>
+                      </m:e>
+                      <m:sub>
+                        <m:r>
+                          <m:t>0</m:t>
+                        </m:r>
+                      </m:sub>
+                    </m:sSub>
+                  </m:oMath>
+                  <w:r>
+                    <w:t xml:space="preserve"> </w:t>
+                  </w:r>
+                  <w:r>
+                    <w:t xml:space="preserve">denotes the model-specific intercept term,</w:t>
+                  </w:r>
+                  <w:r>
+                    <w:t xml:space="preserve"> </w:t>
+                  </w:r>
+                  <w:r>
+                    <w:t xml:space="preserve">and</w:t>
+                  </w:r>
+                  <w:r>
+                    <w:t xml:space="preserve"> </w:t>
+                  </w:r>
+                  <m:oMath>
+                    <m:sSub>
+                      <m:e>
+                        <m:r>
+                          <m:t>η</m:t>
+                        </m:r>
+                      </m:e>
+                      <m:sub>
+                        <m:r>
+                          <m:t>0</m:t>
+                        </m:r>
+                      </m:sub>
+                    </m:sSub>
+                    <m:r>
+                      <m:rPr>
+                        <m:sty m:val="p"/>
+                      </m:rPr>
+                      <m:t>(</m:t>
+                    </m:r>
+                    <m:r>
+                      <m:t>t</m:t>
+                    </m:r>
+                    <m:r>
+                      <m:rPr>
+                        <m:sty m:val="p"/>
+                      </m:rPr>
+                      <m:t>)</m:t>
+                    </m:r>
+                  </m:oMath>
+                  <w:r>
+                    <w:t xml:space="preserve"> </w:t>
+                  </w:r>
+                  <w:r>
+                    <w:t xml:space="preserve">denotes the Cox PH baseline log-hazard term.</w:t>
+                  </w:r>
+                </w:p>
+                <w:bookmarkEnd w:id="23"/>
+              </w:tc>
+            </w:tr>
+          </w:tbl>
         </w:tc>
       </w:tr>
     </w:tbl>

--- a/chapters/top-ten-concepts-handout.docx
+++ b/chapters/top-ten-concepts-handout.docx
@@ -1696,9 +1696,9 @@
     }
     \underbrace{\omega}_{\text{odds}}
     \underset{
-      \xleftarrow[\operatorname{exp}\mathopen{}\left\{\eta\right\}\mathclose{}]{}
+      \xleftarrow[{\operatorname{exp}\mathopen{}\left\{\eta\right\}\mathclose{}}]{}
     }{
-      \xrightarrow{\operatorname{log}\mathopen{}\left\{\omega\right\}\mathclose{}}
+      \xrightarrow{{\operatorname{log}\mathopen{}\left\{\omega\right\}\mathclose{}}}
     }
     \underbrace{\eta}_{\text{log-odds}} = \mathord{\smash[b]{\underset{\raise.3ex\hbox{$\scriptstyle\sim$}}{x}}\vphantom{x}} \cdot \mathord{\smash[b]{\underset{\raise.3ex\hbox{$\scriptstyle\sim$}}{\beta}}\vphantom{\beta}} + \eta(0)
     $$</w:t>
@@ -1736,12 +1736,12 @@
     }
     \underbrace{{\lambda}}_{\text{rate}}
     \underset{
-      \xleftarrow[\operatorname{exp}\mathopen{}\left\{\eta\right\}\mathclose{}]{}
+      \xleftarrow[{\operatorname{exp}\mathopen{}\left\{\eta\right\}\mathclose{}}]{}
     }{
-      \xrightarrow{\operatorname{log}\mathopen{}\left\{{\lambda}\right\}\mathclose{}}
+      \xrightarrow{{\operatorname{log}\mathopen{}\left\{{\lambda}\right\}\mathclose{}}}
     }
     \underbrace{\eta}_{\text{log-rate}}
-    = \mathord{\smash[b]{\underset{\raise.3ex\hbox{$\scriptstyle\sim$}}{x}}\vphantom{x}} \cdot \mathord{\smash[b]{\underset{\raise.3ex\hbox{$\scriptstyle\sim$}}{\beta}}\vphantom{\beta}} + \operatorname{log}\mathopen{}\left\{{\lambda}(0)\right\}\mathclose{}
+    = \mathord{\smash[b]{\underset{\raise.3ex\hbox{$\scriptstyle\sim$}}{x}}\vphantom{x}} \cdot \mathord{\smash[b]{\underset{\raise.3ex\hbox{$\scriptstyle\sim$}}{\beta}}\vphantom{\beta}} + {\operatorname{log}\mathopen{}\left\{{\lambda}(0)\right\}\mathclose{}}
     $$</w:t>
                   </w:r>
                 </w:p>
@@ -1773,9 +1773,9 @@
     \xleftarrow[\int_{t=0}^{\infty}{\operatorname{S}(t|\mathord{\smash[b]{\underset{\raise.3ex\hbox{$\scriptstyle\sim$}}{x}}\vphantom{x}})dt}]{}
     \underbrace{\operatorname{S}(t|\mathord{\smash[b]{\underset{\raise.3ex\hbox{$\scriptstyle\sim$}}{x}}\vphantom{x}})}_{\text{survival}}
     \underset{
-      \xleftarrow[\operatorname{exp}\mathopen{}\left\{-{\Lambda}(t|\mathord{\smash[b]{\underset{\raise.3ex\hbox{$\scriptstyle\sim$}}{x}}\vphantom{x}})\right\}\mathclose{}]{}
+      \xleftarrow[{\operatorname{exp}\mathopen{}\left\{-{\Lambda}(t|\mathord{\smash[b]{\underset{\raise.3ex\hbox{$\scriptstyle\sim$}}{x}}\vphantom{x}})\right\}\mathclose{}}]{}
     }{
-      \xrightarrow{-\operatorname{log}\mathopen{}\left\{\operatorname{S}(t|\mathord{\smash[b]{\underset{\raise.3ex\hbox{$\scriptstyle\sim$}}{x}}\vphantom{x}})\right\}\mathclose{}}
+      \xrightarrow{-{\operatorname{log}\mathopen{}\left\{\operatorname{S}(t|\mathord{\smash[b]{\underset{\raise.3ex\hbox{$\scriptstyle\sim$}}{x}}\vphantom{x}})\right\}\mathclose{}}}
     }
     \underbrace{{\Lambda}(t|\mathord{\smash[b]{\underset{\raise.3ex\hbox{$\scriptstyle\sim$}}{x}}\vphantom{x}})}_{\text{cumulative hazard}}
     \underset{
@@ -1785,9 +1785,9 @@
     }
     \underbrace{{\lambda}(t|\mathord{\smash[b]{\underset{\raise.3ex\hbox{$\scriptstyle\sim$}}{x}}\vphantom{x}})}_{\text{hazard}}
     \underset{
-      \xleftarrow[\operatorname{exp}\mathopen{}\left\{\eta(t|\mathord{\smash[b]{\underset{\raise.3ex\hbox{$\scriptstyle\sim$}}{x}}\vphantom{x}})\right\}\mathclose{}]{}
+      \xleftarrow[{\operatorname{exp}\mathopen{}\left\{\eta(t|\mathord{\smash[b]{\underset{\raise.3ex\hbox{$\scriptstyle\sim$}}{x}}\vphantom{x}})\right\}\mathclose{}}]{}
     }{
-      \xrightarrow{\operatorname{log}\mathopen{}\left\{{\lambda}(t|\mathord{\smash[b]{\underset{\raise.3ex\hbox{$\scriptstyle\sim$}}{x}}\vphantom{x}})\right\}\mathclose{}}
+      \xrightarrow{{\operatorname{log}\mathopen{}\left\{{\lambda}(t|\mathord{\smash[b]{\underset{\raise.3ex\hbox{$\scriptstyle\sim$}}{x}}\vphantom{x}})\right\}\mathclose{}}}
     }
     \underbrace{\eta(t|\mathord{\smash[b]{\underset{\raise.3ex\hbox{$\scriptstyle\sim$}}{x}}\vphantom{x}})}_{\text{log-hazard}}
     = \mathord{\smash[b]{\underset{\raise.3ex\hbox{$\scriptstyle\sim$}}{x}}\vphantom{x}} \cdot \mathord{\smash[b]{\underset{\raise.3ex\hbox{$\scriptstyle\sim$}}{\beta}}\vphantom{\beta}} + \eta_0(t)
